--- a/output/tables/0_diseno_y_diagnostico/cuerpo/D14_Tabla_Robustez_Timing.docx
+++ b/output/tables/0_diseno_y_diagnostico/cuerpo/D14_Tabla_Robustez_Timing.docx
@@ -1,6 +1,6 @@
 
 <file path=word/document.xml><?xml version="1.0" encoding="utf-8"?>
-<w:document xmlns:w="http://schemas.openxmlformats.org/wordprocessingml/2006/main" xmlns:r="http://schemas.openxmlformats.org/officeDocument/2006/relationships" xmlns:w15="http://schemas.microsoft.com/office/word/2012/wordml" xmlns:w14="http://schemas.microsoft.com/office/word/2010/wordml" xmlns:a="http://schemas.openxmlformats.org/drawingml/2006/main" xmlns:a14="http://schemas.microsoft.com/office/drawing/2010/main" xmlns:m="http://schemas.openxmlformats.org/officeDocument/2006/math" xmlns:wp="http://schemas.openxmlformats.org/drawingml/2006/wordprocessingDrawing" xmlns:wp14="http://schemas.microsoft.com/office/word/2010/wordprocessingDrawing" xmlns:mc="http://schemas.openxmlformats.org/markup-compatibility/2006" xmlns:sl="http://schemas.openxmlformats.org/schemaLibrary/2006/main" xmlns:wne="http://schemas.microsoft.com/office/word/2006/wordml" xmlns:c="http://schemas.openxmlformats.org/drawingml/2006/chart" xmlns:cdr="http://schemas.openxmlformats.org/drawingml/2006/chartDrawing" xmlns:c14="http://schemas.microsoft.com/office/drawing/2007/8/2/chart" xmlns:dgm="http://schemas.openxmlformats.org/drawingml/2006/diagram" xmlns:pic="http://schemas.openxmlformats.org/drawingml/2006/picture" xmlns:xdr="http://schemas.openxmlformats.org/drawingml/2006/spreadsheetDrawing" xmlns:dsp="http://schemas.microsoft.com/office/drawing/2008/diagram" xmlns:xvml="urn:schemas-microsoft-com:office:excel" xmlns:o="urn:schemas-microsoft-com:office:office" xmlns:v="urn:schemas-microsoft-com:vml" xmlns:w10="urn:schemas-microsoft-com:office:word" xmlns:pvml="urn:schemas-microsoft-com:office:powerpoint" xmlns:cppr="http://schemas.microsoft.com/office/2006/coverPageProps" xmlns:odx="http://opendope.org/xpaths" xmlns:odc="http://opendope.org/conditions" xmlns:odq="http://opendope.org/questions" xmlns:oda="http://opendope.org/answers" xmlns:odi="http://opendope.org/components" xmlns:odgm="http://opendope.org/SmartArt/DataHierarchy" xmlns:b="http://schemas.openxmlformats.org/officeDocument/2006/bibliography" xmlns:msink="http://schemas.microsoft.com/ink/2010/main" xmlns:cdr14="http://schemas.microsoft.com/office/drawing/2010/chartDrawing" xmlns:c15="http://schemas.microsoft.com/office/drawing/2012/chart" xmlns:cs="http://schemas.microsoft.com/office/drawing/2012/chartStyle" xmlns:ns38="http://www.w3.org/1998/Math/MathML" xmlns:ns39="http://www.w3.org/2003/InkML" xmlns:a13cmd="http://schemas.microsoft.com/office/drawing/2013/main/command" xmlns:cx="http://schemas.microsoft.com/office/drawing/2014/chartex" xmlns:c16="http://schemas.microsoft.com/office/drawing/2014/chart" xmlns:dgm1611="http://schemas.microsoft.com/office/drawing/2016/11/diagram" xmlns:c173="http://schemas.microsoft.com/office/drawing/2017/03/chart" xmlns:am3d="http://schemas.microsoft.com/office/drawing/2017/model3d" xmlns:an18="http://schemas.microsoft.com/office/drawing/2018/animation" xmlns:anam3d="http://schemas.microsoft.com/office/drawing/2018/animation/model3d" xmlns:iact="http://schemas.microsoft.com/office/powerpoint/2014/inkAction" xmlns:thm15="http://schemas.microsoft.com/office/thememl/2012/main" xmlns:wps="http://schemas.microsoft.com/office/word/2010/wordprocessingShape" xmlns:wpc="http://schemas.microsoft.com/office/word/2010/wordprocessingCanvas" xmlns:wpg="http://schemas.microsoft.com/office/word/2010/wordprocessingGroup" xmlns:w16se="http://schemas.microsoft.com/office/word/2015/wordml/symex" xmlns:w16cid="http://schemas.microsoft.com/office/word/2016/wordml/cid" xmlns:wetp="http://schemas.microsoft.com/office/webextensions/taskpanes/2010/11" xmlns:we="http://schemas.microsoft.com/office/webextensions/webextension/2010/11" xmlns:comp="http://schemas.openxmlformats.org/drawingml/2006/compatibility" xmlns:lc="http://schemas.openxmlformats.org/drawingml/2006/lockedCanvas" xmlns:dgm14="http://schemas.microsoft.com/office/drawing/2010/diagram" xmlns:a15="http://schemas.microsoft.com/office/drawing/2012/main" xmlns:pic14="http://schemas.microsoft.com/office/drawing/2010/picture" xmlns:c16ac="http://schemas.microsoft.com/office/drawing/2014/chart/ac" xmlns:a16="http://schemas.microsoft.com/office/drawing/2014/main" xmlns:a1611="http://schemas.microsoft.com/office/drawing/2016/11/main" xmlns:dgm1612="http://schemas.microsoft.com/office/drawing/2016/12/diagram" xmlns:a16svg="http://schemas.microsoft.com/office/drawing/2016/SVG/main" xmlns:adec="http://schemas.microsoft.com/office/drawing/2017/decorative" xmlns:a18hc="http://schemas.microsoft.com/office/drawing/2018/hyperlinkcolor" xmlns:wp15="http://schemas.microsoft.com/office/word/2012/wordprocessingDrawing">
+<w:document xmlns:w="http://schemas.openxmlformats.org/wordprocessingml/2006/main" xmlns:w14="http://schemas.microsoft.com/office/word/2010/wordml" xmlns:m="http://schemas.openxmlformats.org/officeDocument/2006/math" xmlns:r="http://schemas.openxmlformats.org/officeDocument/2006/relationships" xmlns:wp="http://schemas.openxmlformats.org/drawingml/2006/wordprocessingDrawing" xmlns:a="http://schemas.openxmlformats.org/drawingml/2006/main" xmlns:wp14="http://schemas.microsoft.com/office/word/2010/wordprocessingDrawing" xmlns:w15="http://schemas.microsoft.com/office/word/2012/wordml" xmlns:mc="http://schemas.openxmlformats.org/markup-compatibility/2006" xmlns:a14="http://schemas.microsoft.com/office/drawing/2010/main" xmlns:sl="http://schemas.openxmlformats.org/schemaLibrary/2006/main" xmlns:wne="http://schemas.microsoft.com/office/word/2006/wordml" xmlns:c="http://schemas.openxmlformats.org/drawingml/2006/chart" xmlns:cdr="http://schemas.openxmlformats.org/drawingml/2006/chartDrawing" xmlns:c14="http://schemas.microsoft.com/office/drawing/2007/8/2/chart" xmlns:dgm="http://schemas.openxmlformats.org/drawingml/2006/diagram" xmlns:pic="http://schemas.openxmlformats.org/drawingml/2006/picture" xmlns:xdr="http://schemas.openxmlformats.org/drawingml/2006/spreadsheetDrawing" xmlns:dsp="http://schemas.microsoft.com/office/drawing/2008/diagram" xmlns:xvml="urn:schemas-microsoft-com:office:excel" xmlns:o="urn:schemas-microsoft-com:office:office" xmlns:v="urn:schemas-microsoft-com:vml" xmlns:w10="urn:schemas-microsoft-com:office:word" xmlns:pvml="urn:schemas-microsoft-com:office:powerpoint" xmlns:cppr="http://schemas.microsoft.com/office/2006/coverPageProps" xmlns:odx="http://opendope.org/xpaths" xmlns:odc="http://opendope.org/conditions" xmlns:odq="http://opendope.org/questions" xmlns:oda="http://opendope.org/answers" xmlns:odi="http://opendope.org/components" xmlns:odgm="http://opendope.org/SmartArt/DataHierarchy" xmlns:b="http://schemas.openxmlformats.org/officeDocument/2006/bibliography" xmlns:msink="http://schemas.microsoft.com/ink/2010/main" xmlns:cdr14="http://schemas.microsoft.com/office/drawing/2010/chartDrawing" xmlns:c15="http://schemas.microsoft.com/office/drawing/2012/chart" xmlns:cs="http://schemas.microsoft.com/office/drawing/2012/chartStyle" xmlns:ns38="http://www.w3.org/1998/Math/MathML" xmlns:ns39="http://www.w3.org/2003/InkML" xmlns:a13cmd="http://schemas.microsoft.com/office/drawing/2013/main/command" xmlns:cx="http://schemas.microsoft.com/office/drawing/2014/chartex" xmlns:c16="http://schemas.microsoft.com/office/drawing/2014/chart" xmlns:dgm1611="http://schemas.microsoft.com/office/drawing/2016/11/diagram" xmlns:c173="http://schemas.microsoft.com/office/drawing/2017/03/chart" xmlns:am3d="http://schemas.microsoft.com/office/drawing/2017/model3d" xmlns:an18="http://schemas.microsoft.com/office/drawing/2018/animation" xmlns:anam3d="http://schemas.microsoft.com/office/drawing/2018/animation/model3d" xmlns:iact="http://schemas.microsoft.com/office/powerpoint/2014/inkAction" xmlns:thm15="http://schemas.microsoft.com/office/thememl/2012/main" xmlns:wps="http://schemas.microsoft.com/office/word/2010/wordprocessingShape" xmlns:wpc="http://schemas.microsoft.com/office/word/2010/wordprocessingCanvas" xmlns:wpg="http://schemas.microsoft.com/office/word/2010/wordprocessingGroup" xmlns:w16se="http://schemas.microsoft.com/office/word/2015/wordml/symex" xmlns:w16cid="http://schemas.microsoft.com/office/word/2016/wordml/cid" xmlns:wetp="http://schemas.microsoft.com/office/webextensions/taskpanes/2010/11" xmlns:we="http://schemas.microsoft.com/office/webextensions/webextension/2010/11" xmlns:comp="http://schemas.openxmlformats.org/drawingml/2006/compatibility" xmlns:lc="http://schemas.openxmlformats.org/drawingml/2006/lockedCanvas" xmlns:dgm14="http://schemas.microsoft.com/office/drawing/2010/diagram" xmlns:a15="http://schemas.microsoft.com/office/drawing/2012/main" xmlns:pic14="http://schemas.microsoft.com/office/drawing/2010/picture" xmlns:c16ac="http://schemas.microsoft.com/office/drawing/2014/chart/ac" xmlns:a16="http://schemas.microsoft.com/office/drawing/2014/main" xmlns:a1611="http://schemas.microsoft.com/office/drawing/2016/11/main" xmlns:dgm1612="http://schemas.microsoft.com/office/drawing/2016/12/diagram" xmlns:a16svg="http://schemas.microsoft.com/office/drawing/2016/SVG/main" xmlns:adec="http://schemas.microsoft.com/office/drawing/2017/decorative" xmlns:a18hc="http://schemas.microsoft.com/office/drawing/2018/hyperlinkcolor" xmlns:wp15="http://schemas.microsoft.com/office/word/2012/wordprocessingDrawing">
   <w:body>
     <w:tbl>
       <w:tblPr>
@@ -438,7 +438,7 @@
                 <w:rFonts w:ascii="Roboto" w:hAnsi="Roboto" w:eastAsia="Roboto" w:cs="Roboto"/>
                 <w:sz w:val="20"/>
               </w:rPr>
-              <w:t xml:space="preserve">0.0043</w:t>
+              <w:t xml:space="preserve">0.0474</w:t>
             </w:r>
           </w:p>
         </w:tc>
@@ -463,7 +463,7 @@
                 <w:rFonts w:ascii="Roboto" w:hAnsi="Roboto" w:eastAsia="Roboto" w:cs="Roboto"/>
                 <w:sz w:val="20"/>
               </w:rPr>
-              <w:t xml:space="preserve">0.562</w:t>
+              <w:t xml:space="preserve">0.035**</w:t>
             </w:r>
           </w:p>
         </w:tc>
@@ -488,7 +488,7 @@
                 <w:rFonts w:ascii="Roboto" w:hAnsi="Roboto" w:eastAsia="Roboto" w:cs="Roboto"/>
                 <w:sz w:val="20"/>
               </w:rPr>
-              <w:t xml:space="preserve">0.0042</w:t>
+              <w:t xml:space="preserve">0.0488</w:t>
             </w:r>
           </w:p>
         </w:tc>
@@ -513,7 +513,7 @@
                 <w:rFonts w:ascii="Roboto" w:hAnsi="Roboto" w:eastAsia="Roboto" w:cs="Roboto"/>
                 <w:sz w:val="20"/>
               </w:rPr>
-              <w:t xml:space="preserve">0.591</w:t>
+              <w:t xml:space="preserve">0.034**</w:t>
             </w:r>
           </w:p>
         </w:tc>
@@ -538,7 +538,7 @@
                 <w:rFonts w:ascii="Roboto" w:hAnsi="Roboto" w:eastAsia="Roboto" w:cs="Roboto"/>
                 <w:sz w:val="20"/>
               </w:rPr>
-              <w:t xml:space="preserve">0.0043</w:t>
+              <w:t xml:space="preserve">0.0474</w:t>
             </w:r>
           </w:p>
         </w:tc>
@@ -563,7 +563,7 @@
                 <w:rFonts w:ascii="Roboto" w:hAnsi="Roboto" w:eastAsia="Roboto" w:cs="Roboto"/>
                 <w:sz w:val="20"/>
               </w:rPr>
-              <w:t xml:space="preserve">0.562</w:t>
+              <w:t xml:space="preserve">0.035**</w:t>
             </w:r>
           </w:p>
         </w:tc>
@@ -588,7 +588,7 @@
                 <w:rFonts w:ascii="Roboto" w:hAnsi="Roboto" w:eastAsia="Roboto" w:cs="Roboto"/>
                 <w:sz w:val="20"/>
               </w:rPr>
-              <w:t xml:space="preserve">0.0000</w:t>
+              <w:t xml:space="preserve">-0.0014</w:t>
             </w:r>
           </w:p>
         </w:tc>
@@ -640,132 +640,132 @@
                 <w:rFonts w:ascii="Roboto" w:hAnsi="Roboto" w:eastAsia="Roboto" w:cs="Roboto"/>
                 <w:sz w:val="20"/>
               </w:rPr>
-              <w:t xml:space="preserve">0.0050</w:t>
-            </w:r>
-          </w:p>
-        </w:tc>
-        <w:tc>
-          <w:tcPr>
-            <w:tcW w:w="9" w:type="pct"/>
-            <w:tcBorders>
-              <w:top w:val="nil" w:color="000000"/>
-              <w:left w:val="nil" w:color="000000"/>
-              <w:bottom w:val="nil" w:color="000000"/>
-              <w:right w:val="nil" w:color="000000"/>
-            </w:tcBorders>
-            <w:vAlign w:val="center"/>
-          </w:tcPr>
-          <w:p>
-            <w:pPr>
-              <w:spacing w:after="0"/>
-              <w:jc w:val="center"/>
-            </w:pPr>
-            <w:r>
-              <w:rPr>
-                <w:rFonts w:ascii="Roboto" w:hAnsi="Roboto" w:eastAsia="Roboto" w:cs="Roboto"/>
-                <w:sz w:val="20"/>
-              </w:rPr>
-              <w:t xml:space="preserve">0.487</w:t>
-            </w:r>
-          </w:p>
-        </w:tc>
-        <w:tc>
-          <w:tcPr>
-            <w:tcW w:w="9" w:type="pct"/>
-            <w:tcBorders>
-              <w:top w:val="nil" w:color="000000"/>
-              <w:left w:val="nil" w:color="000000"/>
-              <w:bottom w:val="nil" w:color="000000"/>
-              <w:right w:val="nil" w:color="000000"/>
-            </w:tcBorders>
-            <w:vAlign w:val="center"/>
-          </w:tcPr>
-          <w:p>
-            <w:pPr>
-              <w:spacing w:after="0"/>
-              <w:jc w:val="center"/>
-            </w:pPr>
-            <w:r>
-              <w:rPr>
-                <w:rFonts w:ascii="Roboto" w:hAnsi="Roboto" w:eastAsia="Roboto" w:cs="Roboto"/>
-                <w:sz w:val="20"/>
-              </w:rPr>
-              <w:t xml:space="preserve">0.0072</w:t>
-            </w:r>
-          </w:p>
-        </w:tc>
-        <w:tc>
-          <w:tcPr>
-            <w:tcW w:w="9" w:type="pct"/>
-            <w:tcBorders>
-              <w:top w:val="nil" w:color="000000"/>
-              <w:left w:val="nil" w:color="000000"/>
-              <w:bottom w:val="nil" w:color="000000"/>
-              <w:right w:val="nil" w:color="000000"/>
-            </w:tcBorders>
-            <w:vAlign w:val="center"/>
-          </w:tcPr>
-          <w:p>
-            <w:pPr>
-              <w:spacing w:after="0"/>
-              <w:jc w:val="center"/>
-            </w:pPr>
-            <w:r>
-              <w:rPr>
-                <w:rFonts w:ascii="Roboto" w:hAnsi="Roboto" w:eastAsia="Roboto" w:cs="Roboto"/>
-                <w:sz w:val="20"/>
-              </w:rPr>
-              <w:t xml:space="preserve">0.308</w:t>
-            </w:r>
-          </w:p>
-        </w:tc>
-        <w:tc>
-          <w:tcPr>
-            <w:tcW w:w="9" w:type="pct"/>
-            <w:tcBorders>
-              <w:top w:val="nil" w:color="000000"/>
-              <w:left w:val="nil" w:color="000000"/>
-              <w:bottom w:val="nil" w:color="000000"/>
-              <w:right w:val="nil" w:color="000000"/>
-            </w:tcBorders>
-            <w:vAlign w:val="center"/>
-          </w:tcPr>
-          <w:p>
-            <w:pPr>
-              <w:spacing w:after="0"/>
-              <w:jc w:val="center"/>
-            </w:pPr>
-            <w:r>
-              <w:rPr>
-                <w:rFonts w:ascii="Roboto" w:hAnsi="Roboto" w:eastAsia="Roboto" w:cs="Roboto"/>
-                <w:sz w:val="20"/>
-              </w:rPr>
-              <w:t xml:space="preserve">0.0050</w:t>
-            </w:r>
-          </w:p>
-        </w:tc>
-        <w:tc>
-          <w:tcPr>
-            <w:tcW w:w="9" w:type="pct"/>
-            <w:tcBorders>
-              <w:top w:val="nil" w:color="000000"/>
-              <w:left w:val="nil" w:color="000000"/>
-              <w:bottom w:val="nil" w:color="000000"/>
-              <w:right w:val="nil" w:color="000000"/>
-            </w:tcBorders>
-            <w:vAlign w:val="center"/>
-          </w:tcPr>
-          <w:p>
-            <w:pPr>
-              <w:spacing w:after="0"/>
-              <w:jc w:val="center"/>
-            </w:pPr>
-            <w:r>
-              <w:rPr>
-                <w:rFonts w:ascii="Roboto" w:hAnsi="Roboto" w:eastAsia="Roboto" w:cs="Roboto"/>
-                <w:sz w:val="20"/>
-              </w:rPr>
-              <w:t xml:space="preserve">0.487</w:t>
+              <w:t xml:space="preserve">0.0076</w:t>
+            </w:r>
+          </w:p>
+        </w:tc>
+        <w:tc>
+          <w:tcPr>
+            <w:tcW w:w="9" w:type="pct"/>
+            <w:tcBorders>
+              <w:top w:val="nil" w:color="000000"/>
+              <w:left w:val="nil" w:color="000000"/>
+              <w:bottom w:val="nil" w:color="000000"/>
+              <w:right w:val="nil" w:color="000000"/>
+            </w:tcBorders>
+            <w:vAlign w:val="center"/>
+          </w:tcPr>
+          <w:p>
+            <w:pPr>
+              <w:spacing w:after="0"/>
+              <w:jc w:val="center"/>
+            </w:pPr>
+            <w:r>
+              <w:rPr>
+                <w:rFonts w:ascii="Roboto" w:hAnsi="Roboto" w:eastAsia="Roboto" w:cs="Roboto"/>
+                <w:sz w:val="20"/>
+              </w:rPr>
+              <w:t xml:space="preserve">0.353</w:t>
+            </w:r>
+          </w:p>
+        </w:tc>
+        <w:tc>
+          <w:tcPr>
+            <w:tcW w:w="9" w:type="pct"/>
+            <w:tcBorders>
+              <w:top w:val="nil" w:color="000000"/>
+              <w:left w:val="nil" w:color="000000"/>
+              <w:bottom w:val="nil" w:color="000000"/>
+              <w:right w:val="nil" w:color="000000"/>
+            </w:tcBorders>
+            <w:vAlign w:val="center"/>
+          </w:tcPr>
+          <w:p>
+            <w:pPr>
+              <w:spacing w:after="0"/>
+              <w:jc w:val="center"/>
+            </w:pPr>
+            <w:r>
+              <w:rPr>
+                <w:rFonts w:ascii="Roboto" w:hAnsi="Roboto" w:eastAsia="Roboto" w:cs="Roboto"/>
+                <w:sz w:val="20"/>
+              </w:rPr>
+              <w:t xml:space="preserve">0.0097</w:t>
+            </w:r>
+          </w:p>
+        </w:tc>
+        <w:tc>
+          <w:tcPr>
+            <w:tcW w:w="9" w:type="pct"/>
+            <w:tcBorders>
+              <w:top w:val="nil" w:color="000000"/>
+              <w:left w:val="nil" w:color="000000"/>
+              <w:bottom w:val="nil" w:color="000000"/>
+              <w:right w:val="nil" w:color="000000"/>
+            </w:tcBorders>
+            <w:vAlign w:val="center"/>
+          </w:tcPr>
+          <w:p>
+            <w:pPr>
+              <w:spacing w:after="0"/>
+              <w:jc w:val="center"/>
+            </w:pPr>
+            <w:r>
+              <w:rPr>
+                <w:rFonts w:ascii="Roboto" w:hAnsi="Roboto" w:eastAsia="Roboto" w:cs="Roboto"/>
+                <w:sz w:val="20"/>
+              </w:rPr>
+              <w:t xml:space="preserve">0.235</w:t>
+            </w:r>
+          </w:p>
+        </w:tc>
+        <w:tc>
+          <w:tcPr>
+            <w:tcW w:w="9" w:type="pct"/>
+            <w:tcBorders>
+              <w:top w:val="nil" w:color="000000"/>
+              <w:left w:val="nil" w:color="000000"/>
+              <w:bottom w:val="nil" w:color="000000"/>
+              <w:right w:val="nil" w:color="000000"/>
+            </w:tcBorders>
+            <w:vAlign w:val="center"/>
+          </w:tcPr>
+          <w:p>
+            <w:pPr>
+              <w:spacing w:after="0"/>
+              <w:jc w:val="center"/>
+            </w:pPr>
+            <w:r>
+              <w:rPr>
+                <w:rFonts w:ascii="Roboto" w:hAnsi="Roboto" w:eastAsia="Roboto" w:cs="Roboto"/>
+                <w:sz w:val="20"/>
+              </w:rPr>
+              <w:t xml:space="preserve">0.0076</w:t>
+            </w:r>
+          </w:p>
+        </w:tc>
+        <w:tc>
+          <w:tcPr>
+            <w:tcW w:w="9" w:type="pct"/>
+            <w:tcBorders>
+              <w:top w:val="nil" w:color="000000"/>
+              <w:left w:val="nil" w:color="000000"/>
+              <w:bottom w:val="nil" w:color="000000"/>
+              <w:right w:val="nil" w:color="000000"/>
+            </w:tcBorders>
+            <w:vAlign w:val="center"/>
+          </w:tcPr>
+          <w:p>
+            <w:pPr>
+              <w:spacing w:after="0"/>
+              <w:jc w:val="center"/>
+            </w:pPr>
+            <w:r>
+              <w:rPr>
+                <w:rFonts w:ascii="Roboto" w:hAnsi="Roboto" w:eastAsia="Roboto" w:cs="Roboto"/>
+                <w:sz w:val="20"/>
+              </w:rPr>
+              <w:t xml:space="preserve">0.353</w:t>
             </w:r>
           </w:p>
         </w:tc>
@@ -790,7 +790,7 @@
                 <w:rFonts w:ascii="Roboto" w:hAnsi="Roboto" w:eastAsia="Roboto" w:cs="Roboto"/>
                 <w:sz w:val="20"/>
               </w:rPr>
-              <w:t xml:space="preserve">-0.0022</w:t>
+              <w:t xml:space="preserve">-0.0021</w:t>
             </w:r>
           </w:p>
         </w:tc>
@@ -842,132 +842,132 @@
                 <w:rFonts w:ascii="Roboto" w:hAnsi="Roboto" w:eastAsia="Roboto" w:cs="Roboto"/>
                 <w:sz w:val="20"/>
               </w:rPr>
-              <w:t xml:space="preserve">-0.0024</w:t>
-            </w:r>
-          </w:p>
-        </w:tc>
-        <w:tc>
-          <w:tcPr>
-            <w:tcW w:w="9" w:type="pct"/>
-            <w:tcBorders>
-              <w:top w:val="nil" w:color="000000"/>
-              <w:left w:val="nil" w:color="000000"/>
-              <w:bottom w:val="nil" w:color="000000"/>
-              <w:right w:val="nil" w:color="000000"/>
-            </w:tcBorders>
-            <w:vAlign w:val="center"/>
-          </w:tcPr>
-          <w:p>
-            <w:pPr>
-              <w:spacing w:after="0"/>
-              <w:jc w:val="center"/>
-            </w:pPr>
-            <w:r>
-              <w:rPr>
-                <w:rFonts w:ascii="Roboto" w:hAnsi="Roboto" w:eastAsia="Roboto" w:cs="Roboto"/>
-                <w:sz w:val="20"/>
-              </w:rPr>
-              <w:t xml:space="preserve">0.607</w:t>
-            </w:r>
-          </w:p>
-        </w:tc>
-        <w:tc>
-          <w:tcPr>
-            <w:tcW w:w="9" w:type="pct"/>
-            <w:tcBorders>
-              <w:top w:val="nil" w:color="000000"/>
-              <w:left w:val="nil" w:color="000000"/>
-              <w:bottom w:val="nil" w:color="000000"/>
-              <w:right w:val="nil" w:color="000000"/>
-            </w:tcBorders>
-            <w:vAlign w:val="center"/>
-          </w:tcPr>
-          <w:p>
-            <w:pPr>
-              <w:spacing w:after="0"/>
-              <w:jc w:val="center"/>
-            </w:pPr>
-            <w:r>
-              <w:rPr>
-                <w:rFonts w:ascii="Roboto" w:hAnsi="Roboto" w:eastAsia="Roboto" w:cs="Roboto"/>
-                <w:sz w:val="20"/>
-              </w:rPr>
-              <w:t xml:space="preserve">-0.0055</w:t>
-            </w:r>
-          </w:p>
-        </w:tc>
-        <w:tc>
-          <w:tcPr>
-            <w:tcW w:w="9" w:type="pct"/>
-            <w:tcBorders>
-              <w:top w:val="nil" w:color="000000"/>
-              <w:left w:val="nil" w:color="000000"/>
-              <w:bottom w:val="nil" w:color="000000"/>
-              <w:right w:val="nil" w:color="000000"/>
-            </w:tcBorders>
-            <w:vAlign w:val="center"/>
-          </w:tcPr>
-          <w:p>
-            <w:pPr>
-              <w:spacing w:after="0"/>
-              <w:jc w:val="center"/>
-            </w:pPr>
-            <w:r>
-              <w:rPr>
-                <w:rFonts w:ascii="Roboto" w:hAnsi="Roboto" w:eastAsia="Roboto" w:cs="Roboto"/>
-                <w:sz w:val="20"/>
-              </w:rPr>
-              <w:t xml:space="preserve">0.228</w:t>
-            </w:r>
-          </w:p>
-        </w:tc>
-        <w:tc>
-          <w:tcPr>
-            <w:tcW w:w="9" w:type="pct"/>
-            <w:tcBorders>
-              <w:top w:val="nil" w:color="000000"/>
-              <w:left w:val="nil" w:color="000000"/>
-              <w:bottom w:val="nil" w:color="000000"/>
-              <w:right w:val="nil" w:color="000000"/>
-            </w:tcBorders>
-            <w:vAlign w:val="center"/>
-          </w:tcPr>
-          <w:p>
-            <w:pPr>
-              <w:spacing w:after="0"/>
-              <w:jc w:val="center"/>
-            </w:pPr>
-            <w:r>
-              <w:rPr>
-                <w:rFonts w:ascii="Roboto" w:hAnsi="Roboto" w:eastAsia="Roboto" w:cs="Roboto"/>
-                <w:sz w:val="20"/>
-              </w:rPr>
-              <w:t xml:space="preserve">-0.0024</w:t>
-            </w:r>
-          </w:p>
-        </w:tc>
-        <w:tc>
-          <w:tcPr>
-            <w:tcW w:w="9" w:type="pct"/>
-            <w:tcBorders>
-              <w:top w:val="nil" w:color="000000"/>
-              <w:left w:val="nil" w:color="000000"/>
-              <w:bottom w:val="nil" w:color="000000"/>
-              <w:right w:val="nil" w:color="000000"/>
-            </w:tcBorders>
-            <w:vAlign w:val="center"/>
-          </w:tcPr>
-          <w:p>
-            <w:pPr>
-              <w:spacing w:after="0"/>
-              <w:jc w:val="center"/>
-            </w:pPr>
-            <w:r>
-              <w:rPr>
-                <w:rFonts w:ascii="Roboto" w:hAnsi="Roboto" w:eastAsia="Roboto" w:cs="Roboto"/>
-                <w:sz w:val="20"/>
-              </w:rPr>
-              <w:t xml:space="preserve">0.607</w:t>
+              <w:t xml:space="preserve">-0.0014</w:t>
+            </w:r>
+          </w:p>
+        </w:tc>
+        <w:tc>
+          <w:tcPr>
+            <w:tcW w:w="9" w:type="pct"/>
+            <w:tcBorders>
+              <w:top w:val="nil" w:color="000000"/>
+              <w:left w:val="nil" w:color="000000"/>
+              <w:bottom w:val="nil" w:color="000000"/>
+              <w:right w:val="nil" w:color="000000"/>
+            </w:tcBorders>
+            <w:vAlign w:val="center"/>
+          </w:tcPr>
+          <w:p>
+            <w:pPr>
+              <w:spacing w:after="0"/>
+              <w:jc w:val="center"/>
+            </w:pPr>
+            <w:r>
+              <w:rPr>
+                <w:rFonts w:ascii="Roboto" w:hAnsi="Roboto" w:eastAsia="Roboto" w:cs="Roboto"/>
+                <w:sz w:val="20"/>
+              </w:rPr>
+              <w:t xml:space="preserve">0.770</w:t>
+            </w:r>
+          </w:p>
+        </w:tc>
+        <w:tc>
+          <w:tcPr>
+            <w:tcW w:w="9" w:type="pct"/>
+            <w:tcBorders>
+              <w:top w:val="nil" w:color="000000"/>
+              <w:left w:val="nil" w:color="000000"/>
+              <w:bottom w:val="nil" w:color="000000"/>
+              <w:right w:val="nil" w:color="000000"/>
+            </w:tcBorders>
+            <w:vAlign w:val="center"/>
+          </w:tcPr>
+          <w:p>
+            <w:pPr>
+              <w:spacing w:after="0"/>
+              <w:jc w:val="center"/>
+            </w:pPr>
+            <w:r>
+              <w:rPr>
+                <w:rFonts w:ascii="Roboto" w:hAnsi="Roboto" w:eastAsia="Roboto" w:cs="Roboto"/>
+                <w:sz w:val="20"/>
+              </w:rPr>
+              <w:t xml:space="preserve">-0.0048</w:t>
+            </w:r>
+          </w:p>
+        </w:tc>
+        <w:tc>
+          <w:tcPr>
+            <w:tcW w:w="9" w:type="pct"/>
+            <w:tcBorders>
+              <w:top w:val="nil" w:color="000000"/>
+              <w:left w:val="nil" w:color="000000"/>
+              <w:bottom w:val="nil" w:color="000000"/>
+              <w:right w:val="nil" w:color="000000"/>
+            </w:tcBorders>
+            <w:vAlign w:val="center"/>
+          </w:tcPr>
+          <w:p>
+            <w:pPr>
+              <w:spacing w:after="0"/>
+              <w:jc w:val="center"/>
+            </w:pPr>
+            <w:r>
+              <w:rPr>
+                <w:rFonts w:ascii="Roboto" w:hAnsi="Roboto" w:eastAsia="Roboto" w:cs="Roboto"/>
+                <w:sz w:val="20"/>
+              </w:rPr>
+              <w:t xml:space="preserve">0.234</w:t>
+            </w:r>
+          </w:p>
+        </w:tc>
+        <w:tc>
+          <w:tcPr>
+            <w:tcW w:w="9" w:type="pct"/>
+            <w:tcBorders>
+              <w:top w:val="nil" w:color="000000"/>
+              <w:left w:val="nil" w:color="000000"/>
+              <w:bottom w:val="nil" w:color="000000"/>
+              <w:right w:val="nil" w:color="000000"/>
+            </w:tcBorders>
+            <w:vAlign w:val="center"/>
+          </w:tcPr>
+          <w:p>
+            <w:pPr>
+              <w:spacing w:after="0"/>
+              <w:jc w:val="center"/>
+            </w:pPr>
+            <w:r>
+              <w:rPr>
+                <w:rFonts w:ascii="Roboto" w:hAnsi="Roboto" w:eastAsia="Roboto" w:cs="Roboto"/>
+                <w:sz w:val="20"/>
+              </w:rPr>
+              <w:t xml:space="preserve">-0.0014</w:t>
+            </w:r>
+          </w:p>
+        </w:tc>
+        <w:tc>
+          <w:tcPr>
+            <w:tcW w:w="9" w:type="pct"/>
+            <w:tcBorders>
+              <w:top w:val="nil" w:color="000000"/>
+              <w:left w:val="nil" w:color="000000"/>
+              <w:bottom w:val="nil" w:color="000000"/>
+              <w:right w:val="nil" w:color="000000"/>
+            </w:tcBorders>
+            <w:vAlign w:val="center"/>
+          </w:tcPr>
+          <w:p>
+            <w:pPr>
+              <w:spacing w:after="0"/>
+              <w:jc w:val="center"/>
+            </w:pPr>
+            <w:r>
+              <w:rPr>
+                <w:rFonts w:ascii="Roboto" w:hAnsi="Roboto" w:eastAsia="Roboto" w:cs="Roboto"/>
+                <w:sz w:val="20"/>
+              </w:rPr>
+              <w:t xml:space="preserve">0.770</w:t>
             </w:r>
           </w:p>
         </w:tc>
@@ -992,7 +992,7 @@
                 <w:rFonts w:ascii="Roboto" w:hAnsi="Roboto" w:eastAsia="Roboto" w:cs="Roboto"/>
                 <w:sz w:val="20"/>
               </w:rPr>
-              <w:t xml:space="preserve">0.0031</w:t>
+              <w:t xml:space="preserve">0.0035</w:t>
             </w:r>
           </w:p>
         </w:tc>
@@ -1044,132 +1044,132 @@
                 <w:rFonts w:ascii="Roboto" w:hAnsi="Roboto" w:eastAsia="Roboto" w:cs="Roboto"/>
                 <w:sz w:val="20"/>
               </w:rPr>
-              <w:t xml:space="preserve">0.0053</w:t>
-            </w:r>
-          </w:p>
-        </w:tc>
-        <w:tc>
-          <w:tcPr>
-            <w:tcW w:w="9" w:type="pct"/>
-            <w:tcBorders>
-              <w:top w:val="nil" w:color="000000"/>
-              <w:left w:val="nil" w:color="000000"/>
-              <w:bottom w:val="nil" w:color="000000"/>
-              <w:right w:val="nil" w:color="000000"/>
-            </w:tcBorders>
-            <w:vAlign w:val="center"/>
-          </w:tcPr>
-          <w:p>
-            <w:pPr>
-              <w:spacing w:after="0"/>
-              <w:jc w:val="center"/>
-            </w:pPr>
-            <w:r>
-              <w:rPr>
-                <w:rFonts w:ascii="Roboto" w:hAnsi="Roboto" w:eastAsia="Roboto" w:cs="Roboto"/>
-                <w:sz w:val="20"/>
-              </w:rPr>
-              <w:t xml:space="preserve">0.395</w:t>
-            </w:r>
-          </w:p>
-        </w:tc>
-        <w:tc>
-          <w:tcPr>
-            <w:tcW w:w="9" w:type="pct"/>
-            <w:tcBorders>
-              <w:top w:val="nil" w:color="000000"/>
-              <w:left w:val="nil" w:color="000000"/>
-              <w:bottom w:val="nil" w:color="000000"/>
-              <w:right w:val="nil" w:color="000000"/>
-            </w:tcBorders>
-            <w:vAlign w:val="center"/>
-          </w:tcPr>
-          <w:p>
-            <w:pPr>
-              <w:spacing w:after="0"/>
-              <w:jc w:val="center"/>
-            </w:pPr>
-            <w:r>
-              <w:rPr>
-                <w:rFonts w:ascii="Roboto" w:hAnsi="Roboto" w:eastAsia="Roboto" w:cs="Roboto"/>
-                <w:sz w:val="20"/>
-              </w:rPr>
-              <w:t xml:space="preserve">0.0022</w:t>
-            </w:r>
-          </w:p>
-        </w:tc>
-        <w:tc>
-          <w:tcPr>
-            <w:tcW w:w="9" w:type="pct"/>
-            <w:tcBorders>
-              <w:top w:val="nil" w:color="000000"/>
-              <w:left w:val="nil" w:color="000000"/>
-              <w:bottom w:val="nil" w:color="000000"/>
-              <w:right w:val="nil" w:color="000000"/>
-            </w:tcBorders>
-            <w:vAlign w:val="center"/>
-          </w:tcPr>
-          <w:p>
-            <w:pPr>
-              <w:spacing w:after="0"/>
-              <w:jc w:val="center"/>
-            </w:pPr>
-            <w:r>
-              <w:rPr>
-                <w:rFonts w:ascii="Roboto" w:hAnsi="Roboto" w:eastAsia="Roboto" w:cs="Roboto"/>
-                <w:sz w:val="20"/>
-              </w:rPr>
-              <w:t xml:space="preserve">0.716</w:t>
-            </w:r>
-          </w:p>
-        </w:tc>
-        <w:tc>
-          <w:tcPr>
-            <w:tcW w:w="9" w:type="pct"/>
-            <w:tcBorders>
-              <w:top w:val="nil" w:color="000000"/>
-              <w:left w:val="nil" w:color="000000"/>
-              <w:bottom w:val="nil" w:color="000000"/>
-              <w:right w:val="nil" w:color="000000"/>
-            </w:tcBorders>
-            <w:vAlign w:val="center"/>
-          </w:tcPr>
-          <w:p>
-            <w:pPr>
-              <w:spacing w:after="0"/>
-              <w:jc w:val="center"/>
-            </w:pPr>
-            <w:r>
-              <w:rPr>
-                <w:rFonts w:ascii="Roboto" w:hAnsi="Roboto" w:eastAsia="Roboto" w:cs="Roboto"/>
-                <w:sz w:val="20"/>
-              </w:rPr>
-              <w:t xml:space="preserve">0.0053</w:t>
-            </w:r>
-          </w:p>
-        </w:tc>
-        <w:tc>
-          <w:tcPr>
-            <w:tcW w:w="9" w:type="pct"/>
-            <w:tcBorders>
-              <w:top w:val="nil" w:color="000000"/>
-              <w:left w:val="nil" w:color="000000"/>
-              <w:bottom w:val="nil" w:color="000000"/>
-              <w:right w:val="nil" w:color="000000"/>
-            </w:tcBorders>
-            <w:vAlign w:val="center"/>
-          </w:tcPr>
-          <w:p>
-            <w:pPr>
-              <w:spacing w:after="0"/>
-              <w:jc w:val="center"/>
-            </w:pPr>
-            <w:r>
-              <w:rPr>
-                <w:rFonts w:ascii="Roboto" w:hAnsi="Roboto" w:eastAsia="Roboto" w:cs="Roboto"/>
-                <w:sz w:val="20"/>
-              </w:rPr>
-              <w:t xml:space="preserve">0.395</w:t>
+              <w:t xml:space="preserve">0.0038</w:t>
+            </w:r>
+          </w:p>
+        </w:tc>
+        <w:tc>
+          <w:tcPr>
+            <w:tcW w:w="9" w:type="pct"/>
+            <w:tcBorders>
+              <w:top w:val="nil" w:color="000000"/>
+              <w:left w:val="nil" w:color="000000"/>
+              <w:bottom w:val="nil" w:color="000000"/>
+              <w:right w:val="nil" w:color="000000"/>
+            </w:tcBorders>
+            <w:vAlign w:val="center"/>
+          </w:tcPr>
+          <w:p>
+            <w:pPr>
+              <w:spacing w:after="0"/>
+              <w:jc w:val="center"/>
+            </w:pPr>
+            <w:r>
+              <w:rPr>
+                <w:rFonts w:ascii="Roboto" w:hAnsi="Roboto" w:eastAsia="Roboto" w:cs="Roboto"/>
+                <w:sz w:val="20"/>
+              </w:rPr>
+              <w:t xml:space="preserve">0.420</w:t>
+            </w:r>
+          </w:p>
+        </w:tc>
+        <w:tc>
+          <w:tcPr>
+            <w:tcW w:w="9" w:type="pct"/>
+            <w:tcBorders>
+              <w:top w:val="nil" w:color="000000"/>
+              <w:left w:val="nil" w:color="000000"/>
+              <w:bottom w:val="nil" w:color="000000"/>
+              <w:right w:val="nil" w:color="000000"/>
+            </w:tcBorders>
+            <w:vAlign w:val="center"/>
+          </w:tcPr>
+          <w:p>
+            <w:pPr>
+              <w:spacing w:after="0"/>
+              <w:jc w:val="center"/>
+            </w:pPr>
+            <w:r>
+              <w:rPr>
+                <w:rFonts w:ascii="Roboto" w:hAnsi="Roboto" w:eastAsia="Roboto" w:cs="Roboto"/>
+                <w:sz w:val="20"/>
+              </w:rPr>
+              <w:t xml:space="preserve">0.0004</w:t>
+            </w:r>
+          </w:p>
+        </w:tc>
+        <w:tc>
+          <w:tcPr>
+            <w:tcW w:w="9" w:type="pct"/>
+            <w:tcBorders>
+              <w:top w:val="nil" w:color="000000"/>
+              <w:left w:val="nil" w:color="000000"/>
+              <w:bottom w:val="nil" w:color="000000"/>
+              <w:right w:val="nil" w:color="000000"/>
+            </w:tcBorders>
+            <w:vAlign w:val="center"/>
+          </w:tcPr>
+          <w:p>
+            <w:pPr>
+              <w:spacing w:after="0"/>
+              <w:jc w:val="center"/>
+            </w:pPr>
+            <w:r>
+              <w:rPr>
+                <w:rFonts w:ascii="Roboto" w:hAnsi="Roboto" w:eastAsia="Roboto" w:cs="Roboto"/>
+                <w:sz w:val="20"/>
+              </w:rPr>
+              <w:t xml:space="preserve">0.915</w:t>
+            </w:r>
+          </w:p>
+        </w:tc>
+        <w:tc>
+          <w:tcPr>
+            <w:tcW w:w="9" w:type="pct"/>
+            <w:tcBorders>
+              <w:top w:val="nil" w:color="000000"/>
+              <w:left w:val="nil" w:color="000000"/>
+              <w:bottom w:val="nil" w:color="000000"/>
+              <w:right w:val="nil" w:color="000000"/>
+            </w:tcBorders>
+            <w:vAlign w:val="center"/>
+          </w:tcPr>
+          <w:p>
+            <w:pPr>
+              <w:spacing w:after="0"/>
+              <w:jc w:val="center"/>
+            </w:pPr>
+            <w:r>
+              <w:rPr>
+                <w:rFonts w:ascii="Roboto" w:hAnsi="Roboto" w:eastAsia="Roboto" w:cs="Roboto"/>
+                <w:sz w:val="20"/>
+              </w:rPr>
+              <w:t xml:space="preserve">0.0038</w:t>
+            </w:r>
+          </w:p>
+        </w:tc>
+        <w:tc>
+          <w:tcPr>
+            <w:tcW w:w="9" w:type="pct"/>
+            <w:tcBorders>
+              <w:top w:val="nil" w:color="000000"/>
+              <w:left w:val="nil" w:color="000000"/>
+              <w:bottom w:val="nil" w:color="000000"/>
+              <w:right w:val="nil" w:color="000000"/>
+            </w:tcBorders>
+            <w:vAlign w:val="center"/>
+          </w:tcPr>
+          <w:p>
+            <w:pPr>
+              <w:spacing w:after="0"/>
+              <w:jc w:val="center"/>
+            </w:pPr>
+            <w:r>
+              <w:rPr>
+                <w:rFonts w:ascii="Roboto" w:hAnsi="Roboto" w:eastAsia="Roboto" w:cs="Roboto"/>
+                <w:sz w:val="20"/>
+              </w:rPr>
+              <w:t xml:space="preserve">0.420</w:t>
             </w:r>
           </w:p>
         </w:tc>
@@ -1194,7 +1194,7 @@
                 <w:rFonts w:ascii="Roboto" w:hAnsi="Roboto" w:eastAsia="Roboto" w:cs="Roboto"/>
                 <w:sz w:val="20"/>
               </w:rPr>
-              <w:t xml:space="preserve">0.0031</w:t>
+              <w:t xml:space="preserve">0.0033</w:t>
             </w:r>
           </w:p>
         </w:tc>
@@ -1448,132 +1448,132 @@
                 <w:rFonts w:ascii="Roboto" w:hAnsi="Roboto" w:eastAsia="Roboto" w:cs="Roboto"/>
                 <w:sz w:val="20"/>
               </w:rPr>
-              <w:t xml:space="preserve">0.0351</w:t>
-            </w:r>
-          </w:p>
-        </w:tc>
-        <w:tc>
-          <w:tcPr>
-            <w:tcW w:w="9" w:type="pct"/>
-            <w:tcBorders>
-              <w:top w:val="nil" w:color="000000"/>
-              <w:left w:val="nil" w:color="000000"/>
-              <w:bottom w:val="nil" w:color="000000"/>
-              <w:right w:val="nil" w:color="000000"/>
-            </w:tcBorders>
-            <w:vAlign w:val="center"/>
-          </w:tcPr>
-          <w:p>
-            <w:pPr>
-              <w:spacing w:after="0"/>
-              <w:jc w:val="center"/>
-            </w:pPr>
-            <w:r>
-              <w:rPr>
-                <w:rFonts w:ascii="Roboto" w:hAnsi="Roboto" w:eastAsia="Roboto" w:cs="Roboto"/>
-                <w:sz w:val="20"/>
-              </w:rPr>
-              <w:t xml:space="preserve">0.049**</w:t>
-            </w:r>
-          </w:p>
-        </w:tc>
-        <w:tc>
-          <w:tcPr>
-            <w:tcW w:w="9" w:type="pct"/>
-            <w:tcBorders>
-              <w:top w:val="nil" w:color="000000"/>
-              <w:left w:val="nil" w:color="000000"/>
-              <w:bottom w:val="nil" w:color="000000"/>
-              <w:right w:val="nil" w:color="000000"/>
-            </w:tcBorders>
-            <w:vAlign w:val="center"/>
-          </w:tcPr>
-          <w:p>
-            <w:pPr>
-              <w:spacing w:after="0"/>
-              <w:jc w:val="center"/>
-            </w:pPr>
-            <w:r>
-              <w:rPr>
-                <w:rFonts w:ascii="Roboto" w:hAnsi="Roboto" w:eastAsia="Roboto" w:cs="Roboto"/>
-                <w:sz w:val="20"/>
-              </w:rPr>
-              <w:t xml:space="preserve">0.0387</w:t>
-            </w:r>
-          </w:p>
-        </w:tc>
-        <w:tc>
-          <w:tcPr>
-            <w:tcW w:w="9" w:type="pct"/>
-            <w:tcBorders>
-              <w:top w:val="nil" w:color="000000"/>
-              <w:left w:val="nil" w:color="000000"/>
-              <w:bottom w:val="nil" w:color="000000"/>
-              <w:right w:val="nil" w:color="000000"/>
-            </w:tcBorders>
-            <w:vAlign w:val="center"/>
-          </w:tcPr>
-          <w:p>
-            <w:pPr>
-              <w:spacing w:after="0"/>
-              <w:jc w:val="center"/>
-            </w:pPr>
-            <w:r>
-              <w:rPr>
-                <w:rFonts w:ascii="Roboto" w:hAnsi="Roboto" w:eastAsia="Roboto" w:cs="Roboto"/>
-                <w:sz w:val="20"/>
-              </w:rPr>
-              <w:t xml:space="preserve">0.043**</w:t>
-            </w:r>
-          </w:p>
-        </w:tc>
-        <w:tc>
-          <w:tcPr>
-            <w:tcW w:w="9" w:type="pct"/>
-            <w:tcBorders>
-              <w:top w:val="nil" w:color="000000"/>
-              <w:left w:val="nil" w:color="000000"/>
-              <w:bottom w:val="nil" w:color="000000"/>
-              <w:right w:val="nil" w:color="000000"/>
-            </w:tcBorders>
-            <w:vAlign w:val="center"/>
-          </w:tcPr>
-          <w:p>
-            <w:pPr>
-              <w:spacing w:after="0"/>
-              <w:jc w:val="center"/>
-            </w:pPr>
-            <w:r>
-              <w:rPr>
-                <w:rFonts w:ascii="Roboto" w:hAnsi="Roboto" w:eastAsia="Roboto" w:cs="Roboto"/>
-                <w:sz w:val="20"/>
-              </w:rPr>
-              <w:t xml:space="preserve">0.0351</w:t>
-            </w:r>
-          </w:p>
-        </w:tc>
-        <w:tc>
-          <w:tcPr>
-            <w:tcW w:w="9" w:type="pct"/>
-            <w:tcBorders>
-              <w:top w:val="nil" w:color="000000"/>
-              <w:left w:val="nil" w:color="000000"/>
-              <w:bottom w:val="nil" w:color="000000"/>
-              <w:right w:val="nil" w:color="000000"/>
-            </w:tcBorders>
-            <w:vAlign w:val="center"/>
-          </w:tcPr>
-          <w:p>
-            <w:pPr>
-              <w:spacing w:after="0"/>
-              <w:jc w:val="center"/>
-            </w:pPr>
-            <w:r>
-              <w:rPr>
-                <w:rFonts w:ascii="Roboto" w:hAnsi="Roboto" w:eastAsia="Roboto" w:cs="Roboto"/>
-                <w:sz w:val="20"/>
-              </w:rPr>
-              <w:t xml:space="preserve">0.049**</w:t>
+              <w:t xml:space="preserve">0.0240</w:t>
+            </w:r>
+          </w:p>
+        </w:tc>
+        <w:tc>
+          <w:tcPr>
+            <w:tcW w:w="9" w:type="pct"/>
+            <w:tcBorders>
+              <w:top w:val="nil" w:color="000000"/>
+              <w:left w:val="nil" w:color="000000"/>
+              <w:bottom w:val="nil" w:color="000000"/>
+              <w:right w:val="nil" w:color="000000"/>
+            </w:tcBorders>
+            <w:vAlign w:val="center"/>
+          </w:tcPr>
+          <w:p>
+            <w:pPr>
+              <w:spacing w:after="0"/>
+              <w:jc w:val="center"/>
+            </w:pPr>
+            <w:r>
+              <w:rPr>
+                <w:rFonts w:ascii="Roboto" w:hAnsi="Roboto" w:eastAsia="Roboto" w:cs="Roboto"/>
+                <w:sz w:val="20"/>
+              </w:rPr>
+              <w:t xml:space="preserve">0.067*</w:t>
+            </w:r>
+          </w:p>
+        </w:tc>
+        <w:tc>
+          <w:tcPr>
+            <w:tcW w:w="9" w:type="pct"/>
+            <w:tcBorders>
+              <w:top w:val="nil" w:color="000000"/>
+              <w:left w:val="nil" w:color="000000"/>
+              <w:bottom w:val="nil" w:color="000000"/>
+              <w:right w:val="nil" w:color="000000"/>
+            </w:tcBorders>
+            <w:vAlign w:val="center"/>
+          </w:tcPr>
+          <w:p>
+            <w:pPr>
+              <w:spacing w:after="0"/>
+              <w:jc w:val="center"/>
+            </w:pPr>
+            <w:r>
+              <w:rPr>
+                <w:rFonts w:ascii="Roboto" w:hAnsi="Roboto" w:eastAsia="Roboto" w:cs="Roboto"/>
+                <w:sz w:val="20"/>
+              </w:rPr>
+              <w:t xml:space="preserve">0.0259</w:t>
+            </w:r>
+          </w:p>
+        </w:tc>
+        <w:tc>
+          <w:tcPr>
+            <w:tcW w:w="9" w:type="pct"/>
+            <w:tcBorders>
+              <w:top w:val="nil" w:color="000000"/>
+              <w:left w:val="nil" w:color="000000"/>
+              <w:bottom w:val="nil" w:color="000000"/>
+              <w:right w:val="nil" w:color="000000"/>
+            </w:tcBorders>
+            <w:vAlign w:val="center"/>
+          </w:tcPr>
+          <w:p>
+            <w:pPr>
+              <w:spacing w:after="0"/>
+              <w:jc w:val="center"/>
+            </w:pPr>
+            <w:r>
+              <w:rPr>
+                <w:rFonts w:ascii="Roboto" w:hAnsi="Roboto" w:eastAsia="Roboto" w:cs="Roboto"/>
+                <w:sz w:val="20"/>
+              </w:rPr>
+              <w:t xml:space="preserve">0.069*</w:t>
+            </w:r>
+          </w:p>
+        </w:tc>
+        <w:tc>
+          <w:tcPr>
+            <w:tcW w:w="9" w:type="pct"/>
+            <w:tcBorders>
+              <w:top w:val="nil" w:color="000000"/>
+              <w:left w:val="nil" w:color="000000"/>
+              <w:bottom w:val="nil" w:color="000000"/>
+              <w:right w:val="nil" w:color="000000"/>
+            </w:tcBorders>
+            <w:vAlign w:val="center"/>
+          </w:tcPr>
+          <w:p>
+            <w:pPr>
+              <w:spacing w:after="0"/>
+              <w:jc w:val="center"/>
+            </w:pPr>
+            <w:r>
+              <w:rPr>
+                <w:rFonts w:ascii="Roboto" w:hAnsi="Roboto" w:eastAsia="Roboto" w:cs="Roboto"/>
+                <w:sz w:val="20"/>
+              </w:rPr>
+              <w:t xml:space="preserve">0.0240</w:t>
+            </w:r>
+          </w:p>
+        </w:tc>
+        <w:tc>
+          <w:tcPr>
+            <w:tcW w:w="9" w:type="pct"/>
+            <w:tcBorders>
+              <w:top w:val="nil" w:color="000000"/>
+              <w:left w:val="nil" w:color="000000"/>
+              <w:bottom w:val="nil" w:color="000000"/>
+              <w:right w:val="nil" w:color="000000"/>
+            </w:tcBorders>
+            <w:vAlign w:val="center"/>
+          </w:tcPr>
+          <w:p>
+            <w:pPr>
+              <w:spacing w:after="0"/>
+              <w:jc w:val="center"/>
+            </w:pPr>
+            <w:r>
+              <w:rPr>
+                <w:rFonts w:ascii="Roboto" w:hAnsi="Roboto" w:eastAsia="Roboto" w:cs="Roboto"/>
+                <w:sz w:val="20"/>
+              </w:rPr>
+              <w:t xml:space="preserve">0.067*</w:t>
             </w:r>
           </w:p>
         </w:tc>
@@ -1598,7 +1598,7 @@
                 <w:rFonts w:ascii="Roboto" w:hAnsi="Roboto" w:eastAsia="Roboto" w:cs="Roboto"/>
                 <w:sz w:val="20"/>
               </w:rPr>
-              <w:t xml:space="preserve">-0.0037</w:t>
+              <w:t xml:space="preserve">-0.0019</w:t>
             </w:r>
           </w:p>
         </w:tc>
@@ -1650,132 +1650,132 @@
                 <w:rFonts w:ascii="Roboto" w:hAnsi="Roboto" w:eastAsia="Roboto" w:cs="Roboto"/>
                 <w:sz w:val="20"/>
               </w:rPr>
-              <w:t xml:space="preserve">0.0919</w:t>
-            </w:r>
-          </w:p>
-        </w:tc>
-        <w:tc>
-          <w:tcPr>
-            <w:tcW w:w="9" w:type="pct"/>
-            <w:tcBorders>
-              <w:top w:val="nil" w:color="000000"/>
-              <w:left w:val="nil" w:color="000000"/>
-              <w:bottom w:val="nil" w:color="000000"/>
-              <w:right w:val="nil" w:color="000000"/>
-            </w:tcBorders>
-            <w:vAlign w:val="center"/>
-          </w:tcPr>
-          <w:p>
-            <w:pPr>
-              <w:spacing w:after="0"/>
-              <w:jc w:val="center"/>
-            </w:pPr>
-            <w:r>
-              <w:rPr>
-                <w:rFonts w:ascii="Roboto" w:hAnsi="Roboto" w:eastAsia="Roboto" w:cs="Roboto"/>
-                <w:sz w:val="20"/>
-              </w:rPr>
-              <w:t xml:space="preserve">0.004***</w:t>
-            </w:r>
-          </w:p>
-        </w:tc>
-        <w:tc>
-          <w:tcPr>
-            <w:tcW w:w="9" w:type="pct"/>
-            <w:tcBorders>
-              <w:top w:val="nil" w:color="000000"/>
-              <w:left w:val="nil" w:color="000000"/>
-              <w:bottom w:val="nil" w:color="000000"/>
-              <w:right w:val="nil" w:color="000000"/>
-            </w:tcBorders>
-            <w:vAlign w:val="center"/>
-          </w:tcPr>
-          <w:p>
-            <w:pPr>
-              <w:spacing w:after="0"/>
-              <w:jc w:val="center"/>
-            </w:pPr>
-            <w:r>
-              <w:rPr>
-                <w:rFonts w:ascii="Roboto" w:hAnsi="Roboto" w:eastAsia="Roboto" w:cs="Roboto"/>
-                <w:sz w:val="20"/>
-              </w:rPr>
-              <w:t xml:space="preserve">0.0817</w:t>
-            </w:r>
-          </w:p>
-        </w:tc>
-        <w:tc>
-          <w:tcPr>
-            <w:tcW w:w="9" w:type="pct"/>
-            <w:tcBorders>
-              <w:top w:val="nil" w:color="000000"/>
-              <w:left w:val="nil" w:color="000000"/>
-              <w:bottom w:val="nil" w:color="000000"/>
-              <w:right w:val="nil" w:color="000000"/>
-            </w:tcBorders>
-            <w:vAlign w:val="center"/>
-          </w:tcPr>
-          <w:p>
-            <w:pPr>
-              <w:spacing w:after="0"/>
-              <w:jc w:val="center"/>
-            </w:pPr>
-            <w:r>
-              <w:rPr>
-                <w:rFonts w:ascii="Roboto" w:hAnsi="Roboto" w:eastAsia="Roboto" w:cs="Roboto"/>
-                <w:sz w:val="20"/>
-              </w:rPr>
-              <w:t xml:space="preserve">0.016**</w:t>
-            </w:r>
-          </w:p>
-        </w:tc>
-        <w:tc>
-          <w:tcPr>
-            <w:tcW w:w="9" w:type="pct"/>
-            <w:tcBorders>
-              <w:top w:val="nil" w:color="000000"/>
-              <w:left w:val="nil" w:color="000000"/>
-              <w:bottom w:val="nil" w:color="000000"/>
-              <w:right w:val="nil" w:color="000000"/>
-            </w:tcBorders>
-            <w:vAlign w:val="center"/>
-          </w:tcPr>
-          <w:p>
-            <w:pPr>
-              <w:spacing w:after="0"/>
-              <w:jc w:val="center"/>
-            </w:pPr>
-            <w:r>
-              <w:rPr>
-                <w:rFonts w:ascii="Roboto" w:hAnsi="Roboto" w:eastAsia="Roboto" w:cs="Roboto"/>
-                <w:sz w:val="20"/>
-              </w:rPr>
-              <w:t xml:space="preserve">0.0919</w:t>
-            </w:r>
-          </w:p>
-        </w:tc>
-        <w:tc>
-          <w:tcPr>
-            <w:tcW w:w="9" w:type="pct"/>
-            <w:tcBorders>
-              <w:top w:val="nil" w:color="000000"/>
-              <w:left w:val="nil" w:color="000000"/>
-              <w:bottom w:val="nil" w:color="000000"/>
-              <w:right w:val="nil" w:color="000000"/>
-            </w:tcBorders>
-            <w:vAlign w:val="center"/>
-          </w:tcPr>
-          <w:p>
-            <w:pPr>
-              <w:spacing w:after="0"/>
-              <w:jc w:val="center"/>
-            </w:pPr>
-            <w:r>
-              <w:rPr>
-                <w:rFonts w:ascii="Roboto" w:hAnsi="Roboto" w:eastAsia="Roboto" w:cs="Roboto"/>
-                <w:sz w:val="20"/>
-              </w:rPr>
-              <w:t xml:space="preserve">0.004***</w:t>
+              <w:t xml:space="preserve">0.0995</w:t>
+            </w:r>
+          </w:p>
+        </w:tc>
+        <w:tc>
+          <w:tcPr>
+            <w:tcW w:w="9" w:type="pct"/>
+            <w:tcBorders>
+              <w:top w:val="nil" w:color="000000"/>
+              <w:left w:val="nil" w:color="000000"/>
+              <w:bottom w:val="nil" w:color="000000"/>
+              <w:right w:val="nil" w:color="000000"/>
+            </w:tcBorders>
+            <w:vAlign w:val="center"/>
+          </w:tcPr>
+          <w:p>
+            <w:pPr>
+              <w:spacing w:after="0"/>
+              <w:jc w:val="center"/>
+            </w:pPr>
+            <w:r>
+              <w:rPr>
+                <w:rFonts w:ascii="Roboto" w:hAnsi="Roboto" w:eastAsia="Roboto" w:cs="Roboto"/>
+                <w:sz w:val="20"/>
+              </w:rPr>
+              <w:t xml:space="preserve">0.002***</w:t>
+            </w:r>
+          </w:p>
+        </w:tc>
+        <w:tc>
+          <w:tcPr>
+            <w:tcW w:w="9" w:type="pct"/>
+            <w:tcBorders>
+              <w:top w:val="nil" w:color="000000"/>
+              <w:left w:val="nil" w:color="000000"/>
+              <w:bottom w:val="nil" w:color="000000"/>
+              <w:right w:val="nil" w:color="000000"/>
+            </w:tcBorders>
+            <w:vAlign w:val="center"/>
+          </w:tcPr>
+          <w:p>
+            <w:pPr>
+              <w:spacing w:after="0"/>
+              <w:jc w:val="center"/>
+            </w:pPr>
+            <w:r>
+              <w:rPr>
+                <w:rFonts w:ascii="Roboto" w:hAnsi="Roboto" w:eastAsia="Roboto" w:cs="Roboto"/>
+                <w:sz w:val="20"/>
+              </w:rPr>
+              <w:t xml:space="preserve">0.0905</w:t>
+            </w:r>
+          </w:p>
+        </w:tc>
+        <w:tc>
+          <w:tcPr>
+            <w:tcW w:w="9" w:type="pct"/>
+            <w:tcBorders>
+              <w:top w:val="nil" w:color="000000"/>
+              <w:left w:val="nil" w:color="000000"/>
+              <w:bottom w:val="nil" w:color="000000"/>
+              <w:right w:val="nil" w:color="000000"/>
+            </w:tcBorders>
+            <w:vAlign w:val="center"/>
+          </w:tcPr>
+          <w:p>
+            <w:pPr>
+              <w:spacing w:after="0"/>
+              <w:jc w:val="center"/>
+            </w:pPr>
+            <w:r>
+              <w:rPr>
+                <w:rFonts w:ascii="Roboto" w:hAnsi="Roboto" w:eastAsia="Roboto" w:cs="Roboto"/>
+                <w:sz w:val="20"/>
+              </w:rPr>
+              <w:t xml:space="preserve">0.007***</w:t>
+            </w:r>
+          </w:p>
+        </w:tc>
+        <w:tc>
+          <w:tcPr>
+            <w:tcW w:w="9" w:type="pct"/>
+            <w:tcBorders>
+              <w:top w:val="nil" w:color="000000"/>
+              <w:left w:val="nil" w:color="000000"/>
+              <w:bottom w:val="nil" w:color="000000"/>
+              <w:right w:val="nil" w:color="000000"/>
+            </w:tcBorders>
+            <w:vAlign w:val="center"/>
+          </w:tcPr>
+          <w:p>
+            <w:pPr>
+              <w:spacing w:after="0"/>
+              <w:jc w:val="center"/>
+            </w:pPr>
+            <w:r>
+              <w:rPr>
+                <w:rFonts w:ascii="Roboto" w:hAnsi="Roboto" w:eastAsia="Roboto" w:cs="Roboto"/>
+                <w:sz w:val="20"/>
+              </w:rPr>
+              <w:t xml:space="preserve">0.0995</w:t>
+            </w:r>
+          </w:p>
+        </w:tc>
+        <w:tc>
+          <w:tcPr>
+            <w:tcW w:w="9" w:type="pct"/>
+            <w:tcBorders>
+              <w:top w:val="nil" w:color="000000"/>
+              <w:left w:val="nil" w:color="000000"/>
+              <w:bottom w:val="nil" w:color="000000"/>
+              <w:right w:val="nil" w:color="000000"/>
+            </w:tcBorders>
+            <w:vAlign w:val="center"/>
+          </w:tcPr>
+          <w:p>
+            <w:pPr>
+              <w:spacing w:after="0"/>
+              <w:jc w:val="center"/>
+            </w:pPr>
+            <w:r>
+              <w:rPr>
+                <w:rFonts w:ascii="Roboto" w:hAnsi="Roboto" w:eastAsia="Roboto" w:cs="Roboto"/>
+                <w:sz w:val="20"/>
+              </w:rPr>
+              <w:t xml:space="preserve">0.002***</w:t>
             </w:r>
           </w:p>
         </w:tc>
@@ -1800,7 +1800,7 @@
                 <w:rFonts w:ascii="Roboto" w:hAnsi="Roboto" w:eastAsia="Roboto" w:cs="Roboto"/>
                 <w:sz w:val="20"/>
               </w:rPr>
-              <w:t xml:space="preserve">0.0102</w:t>
+              <w:t xml:space="preserve">0.0090</w:t>
             </w:r>
           </w:p>
         </w:tc>
@@ -1852,132 +1852,132 @@
                 <w:rFonts w:ascii="Roboto" w:hAnsi="Roboto" w:eastAsia="Roboto" w:cs="Roboto"/>
                 <w:sz w:val="20"/>
               </w:rPr>
-              <w:t xml:space="preserve">0.0080</w:t>
-            </w:r>
-          </w:p>
-        </w:tc>
-        <w:tc>
-          <w:tcPr>
-            <w:tcW w:w="9" w:type="pct"/>
-            <w:tcBorders>
-              <w:top w:val="nil" w:color="000000"/>
-              <w:left w:val="nil" w:color="000000"/>
-              <w:bottom w:val="nil" w:color="000000"/>
-              <w:right w:val="nil" w:color="000000"/>
-            </w:tcBorders>
-            <w:vAlign w:val="center"/>
-          </w:tcPr>
-          <w:p>
-            <w:pPr>
-              <w:spacing w:after="0"/>
-              <w:jc w:val="center"/>
-            </w:pPr>
-            <w:r>
-              <w:rPr>
-                <w:rFonts w:ascii="Roboto" w:hAnsi="Roboto" w:eastAsia="Roboto" w:cs="Roboto"/>
-                <w:sz w:val="20"/>
-              </w:rPr>
-              <w:t xml:space="preserve">0.430</w:t>
-            </w:r>
-          </w:p>
-        </w:tc>
-        <w:tc>
-          <w:tcPr>
-            <w:tcW w:w="9" w:type="pct"/>
-            <w:tcBorders>
-              <w:top w:val="nil" w:color="000000"/>
-              <w:left w:val="nil" w:color="000000"/>
-              <w:bottom w:val="nil" w:color="000000"/>
-              <w:right w:val="nil" w:color="000000"/>
-            </w:tcBorders>
-            <w:vAlign w:val="center"/>
-          </w:tcPr>
-          <w:p>
-            <w:pPr>
-              <w:spacing w:after="0"/>
-              <w:jc w:val="center"/>
-            </w:pPr>
-            <w:r>
-              <w:rPr>
-                <w:rFonts w:ascii="Roboto" w:hAnsi="Roboto" w:eastAsia="Roboto" w:cs="Roboto"/>
-                <w:sz w:val="20"/>
-              </w:rPr>
-              <w:t xml:space="preserve">0.0101</w:t>
-            </w:r>
-          </w:p>
-        </w:tc>
-        <w:tc>
-          <w:tcPr>
-            <w:tcW w:w="9" w:type="pct"/>
-            <w:tcBorders>
-              <w:top w:val="nil" w:color="000000"/>
-              <w:left w:val="nil" w:color="000000"/>
-              <w:bottom w:val="nil" w:color="000000"/>
-              <w:right w:val="nil" w:color="000000"/>
-            </w:tcBorders>
-            <w:vAlign w:val="center"/>
-          </w:tcPr>
-          <w:p>
-            <w:pPr>
-              <w:spacing w:after="0"/>
-              <w:jc w:val="center"/>
-            </w:pPr>
-            <w:r>
-              <w:rPr>
-                <w:rFonts w:ascii="Roboto" w:hAnsi="Roboto" w:eastAsia="Roboto" w:cs="Roboto"/>
-                <w:sz w:val="20"/>
-              </w:rPr>
-              <w:t xml:space="preserve">0.331</w:t>
-            </w:r>
-          </w:p>
-        </w:tc>
-        <w:tc>
-          <w:tcPr>
-            <w:tcW w:w="9" w:type="pct"/>
-            <w:tcBorders>
-              <w:top w:val="nil" w:color="000000"/>
-              <w:left w:val="nil" w:color="000000"/>
-              <w:bottom w:val="nil" w:color="000000"/>
-              <w:right w:val="nil" w:color="000000"/>
-            </w:tcBorders>
-            <w:vAlign w:val="center"/>
-          </w:tcPr>
-          <w:p>
-            <w:pPr>
-              <w:spacing w:after="0"/>
-              <w:jc w:val="center"/>
-            </w:pPr>
-            <w:r>
-              <w:rPr>
-                <w:rFonts w:ascii="Roboto" w:hAnsi="Roboto" w:eastAsia="Roboto" w:cs="Roboto"/>
-                <w:sz w:val="20"/>
-              </w:rPr>
-              <w:t xml:space="preserve">0.0080</w:t>
-            </w:r>
-          </w:p>
-        </w:tc>
-        <w:tc>
-          <w:tcPr>
-            <w:tcW w:w="9" w:type="pct"/>
-            <w:tcBorders>
-              <w:top w:val="nil" w:color="000000"/>
-              <w:left w:val="nil" w:color="000000"/>
-              <w:bottom w:val="nil" w:color="000000"/>
-              <w:right w:val="nil" w:color="000000"/>
-            </w:tcBorders>
-            <w:vAlign w:val="center"/>
-          </w:tcPr>
-          <w:p>
-            <w:pPr>
-              <w:spacing w:after="0"/>
-              <w:jc w:val="center"/>
-            </w:pPr>
-            <w:r>
-              <w:rPr>
-                <w:rFonts w:ascii="Roboto" w:hAnsi="Roboto" w:eastAsia="Roboto" w:cs="Roboto"/>
-                <w:sz w:val="20"/>
-              </w:rPr>
-              <w:t xml:space="preserve">0.430</w:t>
+              <w:t xml:space="preserve">0.0123</w:t>
+            </w:r>
+          </w:p>
+        </w:tc>
+        <w:tc>
+          <w:tcPr>
+            <w:tcW w:w="9" w:type="pct"/>
+            <w:tcBorders>
+              <w:top w:val="nil" w:color="000000"/>
+              <w:left w:val="nil" w:color="000000"/>
+              <w:bottom w:val="nil" w:color="000000"/>
+              <w:right w:val="nil" w:color="000000"/>
+            </w:tcBorders>
+            <w:vAlign w:val="center"/>
+          </w:tcPr>
+          <w:p>
+            <w:pPr>
+              <w:spacing w:after="0"/>
+              <w:jc w:val="center"/>
+            </w:pPr>
+            <w:r>
+              <w:rPr>
+                <w:rFonts w:ascii="Roboto" w:hAnsi="Roboto" w:eastAsia="Roboto" w:cs="Roboto"/>
+                <w:sz w:val="20"/>
+              </w:rPr>
+              <w:t xml:space="preserve">0.204</w:t>
+            </w:r>
+          </w:p>
+        </w:tc>
+        <w:tc>
+          <w:tcPr>
+            <w:tcW w:w="9" w:type="pct"/>
+            <w:tcBorders>
+              <w:top w:val="nil" w:color="000000"/>
+              <w:left w:val="nil" w:color="000000"/>
+              <w:bottom w:val="nil" w:color="000000"/>
+              <w:right w:val="nil" w:color="000000"/>
+            </w:tcBorders>
+            <w:vAlign w:val="center"/>
+          </w:tcPr>
+          <w:p>
+            <w:pPr>
+              <w:spacing w:after="0"/>
+              <w:jc w:val="center"/>
+            </w:pPr>
+            <w:r>
+              <w:rPr>
+                <w:rFonts w:ascii="Roboto" w:hAnsi="Roboto" w:eastAsia="Roboto" w:cs="Roboto"/>
+                <w:sz w:val="20"/>
+              </w:rPr>
+              <w:t xml:space="preserve">0.0147</w:t>
+            </w:r>
+          </w:p>
+        </w:tc>
+        <w:tc>
+          <w:tcPr>
+            <w:tcW w:w="9" w:type="pct"/>
+            <w:tcBorders>
+              <w:top w:val="nil" w:color="000000"/>
+              <w:left w:val="nil" w:color="000000"/>
+              <w:bottom w:val="nil" w:color="000000"/>
+              <w:right w:val="nil" w:color="000000"/>
+            </w:tcBorders>
+            <w:vAlign w:val="center"/>
+          </w:tcPr>
+          <w:p>
+            <w:pPr>
+              <w:spacing w:after="0"/>
+              <w:jc w:val="center"/>
+            </w:pPr>
+            <w:r>
+              <w:rPr>
+                <w:rFonts w:ascii="Roboto" w:hAnsi="Roboto" w:eastAsia="Roboto" w:cs="Roboto"/>
+                <w:sz w:val="20"/>
+              </w:rPr>
+              <w:t xml:space="preserve">0.135</w:t>
+            </w:r>
+          </w:p>
+        </w:tc>
+        <w:tc>
+          <w:tcPr>
+            <w:tcW w:w="9" w:type="pct"/>
+            <w:tcBorders>
+              <w:top w:val="nil" w:color="000000"/>
+              <w:left w:val="nil" w:color="000000"/>
+              <w:bottom w:val="nil" w:color="000000"/>
+              <w:right w:val="nil" w:color="000000"/>
+            </w:tcBorders>
+            <w:vAlign w:val="center"/>
+          </w:tcPr>
+          <w:p>
+            <w:pPr>
+              <w:spacing w:after="0"/>
+              <w:jc w:val="center"/>
+            </w:pPr>
+            <w:r>
+              <w:rPr>
+                <w:rFonts w:ascii="Roboto" w:hAnsi="Roboto" w:eastAsia="Roboto" w:cs="Roboto"/>
+                <w:sz w:val="20"/>
+              </w:rPr>
+              <w:t xml:space="preserve">0.0123</w:t>
+            </w:r>
+          </w:p>
+        </w:tc>
+        <w:tc>
+          <w:tcPr>
+            <w:tcW w:w="9" w:type="pct"/>
+            <w:tcBorders>
+              <w:top w:val="nil" w:color="000000"/>
+              <w:left w:val="nil" w:color="000000"/>
+              <w:bottom w:val="nil" w:color="000000"/>
+              <w:right w:val="nil" w:color="000000"/>
+            </w:tcBorders>
+            <w:vAlign w:val="center"/>
+          </w:tcPr>
+          <w:p>
+            <w:pPr>
+              <w:spacing w:after="0"/>
+              <w:jc w:val="center"/>
+            </w:pPr>
+            <w:r>
+              <w:rPr>
+                <w:rFonts w:ascii="Roboto" w:hAnsi="Roboto" w:eastAsia="Roboto" w:cs="Roboto"/>
+                <w:sz w:val="20"/>
+              </w:rPr>
+              <w:t xml:space="preserve">0.204</w:t>
             </w:r>
           </w:p>
         </w:tc>
@@ -2002,7 +2002,7 @@
                 <w:rFonts w:ascii="Roboto" w:hAnsi="Roboto" w:eastAsia="Roboto" w:cs="Roboto"/>
                 <w:sz w:val="20"/>
               </w:rPr>
-              <w:t xml:space="preserve">-0.0021</w:t>
+              <w:t xml:space="preserve">-0.0023</w:t>
             </w:r>
           </w:p>
         </w:tc>
@@ -2054,132 +2054,132 @@
                 <w:rFonts w:ascii="Roboto" w:hAnsi="Roboto" w:eastAsia="Roboto" w:cs="Roboto"/>
                 <w:sz w:val="20"/>
               </w:rPr>
-              <w:t xml:space="preserve">0.0328</w:t>
-            </w:r>
-          </w:p>
-        </w:tc>
-        <w:tc>
-          <w:tcPr>
-            <w:tcW w:w="9" w:type="pct"/>
-            <w:tcBorders>
-              <w:top w:val="nil" w:color="000000"/>
-              <w:left w:val="nil" w:color="000000"/>
-              <w:bottom w:val="nil" w:color="000000"/>
-              <w:right w:val="nil" w:color="000000"/>
-            </w:tcBorders>
-            <w:vAlign w:val="center"/>
-          </w:tcPr>
-          <w:p>
-            <w:pPr>
-              <w:spacing w:after="0"/>
-              <w:jc w:val="center"/>
-            </w:pPr>
-            <w:r>
-              <w:rPr>
-                <w:rFonts w:ascii="Roboto" w:hAnsi="Roboto" w:eastAsia="Roboto" w:cs="Roboto"/>
-                <w:sz w:val="20"/>
-              </w:rPr>
-              <w:t xml:space="preserve">0.049**</w:t>
-            </w:r>
-          </w:p>
-        </w:tc>
-        <w:tc>
-          <w:tcPr>
-            <w:tcW w:w="9" w:type="pct"/>
-            <w:tcBorders>
-              <w:top w:val="nil" w:color="000000"/>
-              <w:left w:val="nil" w:color="000000"/>
-              <w:bottom w:val="nil" w:color="000000"/>
-              <w:right w:val="nil" w:color="000000"/>
-            </w:tcBorders>
-            <w:vAlign w:val="center"/>
-          </w:tcPr>
-          <w:p>
-            <w:pPr>
-              <w:spacing w:after="0"/>
-              <w:jc w:val="center"/>
-            </w:pPr>
-            <w:r>
-              <w:rPr>
-                <w:rFonts w:ascii="Roboto" w:hAnsi="Roboto" w:eastAsia="Roboto" w:cs="Roboto"/>
-                <w:sz w:val="20"/>
-              </w:rPr>
-              <w:t xml:space="preserve">0.0346</w:t>
-            </w:r>
-          </w:p>
-        </w:tc>
-        <w:tc>
-          <w:tcPr>
-            <w:tcW w:w="9" w:type="pct"/>
-            <w:tcBorders>
-              <w:top w:val="nil" w:color="000000"/>
-              <w:left w:val="nil" w:color="000000"/>
-              <w:bottom w:val="nil" w:color="000000"/>
-              <w:right w:val="nil" w:color="000000"/>
-            </w:tcBorders>
-            <w:vAlign w:val="center"/>
-          </w:tcPr>
-          <w:p>
-            <w:pPr>
-              <w:spacing w:after="0"/>
-              <w:jc w:val="center"/>
-            </w:pPr>
-            <w:r>
-              <w:rPr>
-                <w:rFonts w:ascii="Roboto" w:hAnsi="Roboto" w:eastAsia="Roboto" w:cs="Roboto"/>
-                <w:sz w:val="20"/>
-              </w:rPr>
-              <w:t xml:space="preserve">0.046**</w:t>
-            </w:r>
-          </w:p>
-        </w:tc>
-        <w:tc>
-          <w:tcPr>
-            <w:tcW w:w="9" w:type="pct"/>
-            <w:tcBorders>
-              <w:top w:val="nil" w:color="000000"/>
-              <w:left w:val="nil" w:color="000000"/>
-              <w:bottom w:val="nil" w:color="000000"/>
-              <w:right w:val="nil" w:color="000000"/>
-            </w:tcBorders>
-            <w:vAlign w:val="center"/>
-          </w:tcPr>
-          <w:p>
-            <w:pPr>
-              <w:spacing w:after="0"/>
-              <w:jc w:val="center"/>
-            </w:pPr>
-            <w:r>
-              <w:rPr>
-                <w:rFonts w:ascii="Roboto" w:hAnsi="Roboto" w:eastAsia="Roboto" w:cs="Roboto"/>
-                <w:sz w:val="20"/>
-              </w:rPr>
-              <w:t xml:space="preserve">0.0328</w:t>
-            </w:r>
-          </w:p>
-        </w:tc>
-        <w:tc>
-          <w:tcPr>
-            <w:tcW w:w="9" w:type="pct"/>
-            <w:tcBorders>
-              <w:top w:val="nil" w:color="000000"/>
-              <w:left w:val="nil" w:color="000000"/>
-              <w:bottom w:val="nil" w:color="000000"/>
-              <w:right w:val="nil" w:color="000000"/>
-            </w:tcBorders>
-            <w:vAlign w:val="center"/>
-          </w:tcPr>
-          <w:p>
-            <w:pPr>
-              <w:spacing w:after="0"/>
-              <w:jc w:val="center"/>
-            </w:pPr>
-            <w:r>
-              <w:rPr>
-                <w:rFonts w:ascii="Roboto" w:hAnsi="Roboto" w:eastAsia="Roboto" w:cs="Roboto"/>
-                <w:sz w:val="20"/>
-              </w:rPr>
-              <w:t xml:space="preserve">0.049**</w:t>
+              <w:t xml:space="preserve">0.0210</w:t>
+            </w:r>
+          </w:p>
+        </w:tc>
+        <w:tc>
+          <w:tcPr>
+            <w:tcW w:w="9" w:type="pct"/>
+            <w:tcBorders>
+              <w:top w:val="nil" w:color="000000"/>
+              <w:left w:val="nil" w:color="000000"/>
+              <w:bottom w:val="nil" w:color="000000"/>
+              <w:right w:val="nil" w:color="000000"/>
+            </w:tcBorders>
+            <w:vAlign w:val="center"/>
+          </w:tcPr>
+          <w:p>
+            <w:pPr>
+              <w:spacing w:after="0"/>
+              <w:jc w:val="center"/>
+            </w:pPr>
+            <w:r>
+              <w:rPr>
+                <w:rFonts w:ascii="Roboto" w:hAnsi="Roboto" w:eastAsia="Roboto" w:cs="Roboto"/>
+                <w:sz w:val="20"/>
+              </w:rPr>
+              <w:t xml:space="preserve">0.097*</w:t>
+            </w:r>
+          </w:p>
+        </w:tc>
+        <w:tc>
+          <w:tcPr>
+            <w:tcW w:w="9" w:type="pct"/>
+            <w:tcBorders>
+              <w:top w:val="nil" w:color="000000"/>
+              <w:left w:val="nil" w:color="000000"/>
+              <w:bottom w:val="nil" w:color="000000"/>
+              <w:right w:val="nil" w:color="000000"/>
+            </w:tcBorders>
+            <w:vAlign w:val="center"/>
+          </w:tcPr>
+          <w:p>
+            <w:pPr>
+              <w:spacing w:after="0"/>
+              <w:jc w:val="center"/>
+            </w:pPr>
+            <w:r>
+              <w:rPr>
+                <w:rFonts w:ascii="Roboto" w:hAnsi="Roboto" w:eastAsia="Roboto" w:cs="Roboto"/>
+                <w:sz w:val="20"/>
+              </w:rPr>
+              <w:t xml:space="preserve">0.0210</w:t>
+            </w:r>
+          </w:p>
+        </w:tc>
+        <w:tc>
+          <w:tcPr>
+            <w:tcW w:w="9" w:type="pct"/>
+            <w:tcBorders>
+              <w:top w:val="nil" w:color="000000"/>
+              <w:left w:val="nil" w:color="000000"/>
+              <w:bottom w:val="nil" w:color="000000"/>
+              <w:right w:val="nil" w:color="000000"/>
+            </w:tcBorders>
+            <w:vAlign w:val="center"/>
+          </w:tcPr>
+          <w:p>
+            <w:pPr>
+              <w:spacing w:after="0"/>
+              <w:jc w:val="center"/>
+            </w:pPr>
+            <w:r>
+              <w:rPr>
+                <w:rFonts w:ascii="Roboto" w:hAnsi="Roboto" w:eastAsia="Roboto" w:cs="Roboto"/>
+                <w:sz w:val="20"/>
+              </w:rPr>
+              <w:t xml:space="preserve">0.102</w:t>
+            </w:r>
+          </w:p>
+        </w:tc>
+        <w:tc>
+          <w:tcPr>
+            <w:tcW w:w="9" w:type="pct"/>
+            <w:tcBorders>
+              <w:top w:val="nil" w:color="000000"/>
+              <w:left w:val="nil" w:color="000000"/>
+              <w:bottom w:val="nil" w:color="000000"/>
+              <w:right w:val="nil" w:color="000000"/>
+            </w:tcBorders>
+            <w:vAlign w:val="center"/>
+          </w:tcPr>
+          <w:p>
+            <w:pPr>
+              <w:spacing w:after="0"/>
+              <w:jc w:val="center"/>
+            </w:pPr>
+            <w:r>
+              <w:rPr>
+                <w:rFonts w:ascii="Roboto" w:hAnsi="Roboto" w:eastAsia="Roboto" w:cs="Roboto"/>
+                <w:sz w:val="20"/>
+              </w:rPr>
+              <w:t xml:space="preserve">0.0210</w:t>
+            </w:r>
+          </w:p>
+        </w:tc>
+        <w:tc>
+          <w:tcPr>
+            <w:tcW w:w="9" w:type="pct"/>
+            <w:tcBorders>
+              <w:top w:val="nil" w:color="000000"/>
+              <w:left w:val="nil" w:color="000000"/>
+              <w:bottom w:val="nil" w:color="000000"/>
+              <w:right w:val="nil" w:color="000000"/>
+            </w:tcBorders>
+            <w:vAlign w:val="center"/>
+          </w:tcPr>
+          <w:p>
+            <w:pPr>
+              <w:spacing w:after="0"/>
+              <w:jc w:val="center"/>
+            </w:pPr>
+            <w:r>
+              <w:rPr>
+                <w:rFonts w:ascii="Roboto" w:hAnsi="Roboto" w:eastAsia="Roboto" w:cs="Roboto"/>
+                <w:sz w:val="20"/>
+              </w:rPr>
+              <w:t xml:space="preserve">0.097*</w:t>
             </w:r>
           </w:p>
         </w:tc>
@@ -2204,7 +2204,7 @@
                 <w:rFonts w:ascii="Roboto" w:hAnsi="Roboto" w:eastAsia="Roboto" w:cs="Roboto"/>
                 <w:sz w:val="20"/>
               </w:rPr>
-              <w:t xml:space="preserve">-0.0018</w:t>
+              <w:t xml:space="preserve">0.0000</w:t>
             </w:r>
           </w:p>
         </w:tc>
@@ -2256,132 +2256,132 @@
                 <w:rFonts w:ascii="Roboto" w:hAnsi="Roboto" w:eastAsia="Roboto" w:cs="Roboto"/>
                 <w:sz w:val="20"/>
               </w:rPr>
-              <w:t xml:space="preserve">0.0919</w:t>
-            </w:r>
-          </w:p>
-        </w:tc>
-        <w:tc>
-          <w:tcPr>
-            <w:tcW w:w="9" w:type="pct"/>
-            <w:tcBorders>
-              <w:top w:val="nil" w:color="000000"/>
-              <w:left w:val="nil" w:color="000000"/>
-              <w:bottom w:val="nil" w:color="000000"/>
-              <w:right w:val="nil" w:color="000000"/>
-            </w:tcBorders>
-            <w:vAlign w:val="center"/>
-          </w:tcPr>
-          <w:p>
-            <w:pPr>
-              <w:spacing w:after="0"/>
-              <w:jc w:val="center"/>
-            </w:pPr>
-            <w:r>
-              <w:rPr>
-                <w:rFonts w:ascii="Roboto" w:hAnsi="Roboto" w:eastAsia="Roboto" w:cs="Roboto"/>
-                <w:sz w:val="20"/>
-              </w:rPr>
-              <w:t xml:space="preserve">0.004***</w:t>
-            </w:r>
-          </w:p>
-        </w:tc>
-        <w:tc>
-          <w:tcPr>
-            <w:tcW w:w="9" w:type="pct"/>
-            <w:tcBorders>
-              <w:top w:val="nil" w:color="000000"/>
-              <w:left w:val="nil" w:color="000000"/>
-              <w:bottom w:val="nil" w:color="000000"/>
-              <w:right w:val="nil" w:color="000000"/>
-            </w:tcBorders>
-            <w:vAlign w:val="center"/>
-          </w:tcPr>
-          <w:p>
-            <w:pPr>
-              <w:spacing w:after="0"/>
-              <w:jc w:val="center"/>
-            </w:pPr>
-            <w:r>
-              <w:rPr>
-                <w:rFonts w:ascii="Roboto" w:hAnsi="Roboto" w:eastAsia="Roboto" w:cs="Roboto"/>
-                <w:sz w:val="20"/>
-              </w:rPr>
-              <w:t xml:space="preserve">0.0817</w:t>
-            </w:r>
-          </w:p>
-        </w:tc>
-        <w:tc>
-          <w:tcPr>
-            <w:tcW w:w="9" w:type="pct"/>
-            <w:tcBorders>
-              <w:top w:val="nil" w:color="000000"/>
-              <w:left w:val="nil" w:color="000000"/>
-              <w:bottom w:val="nil" w:color="000000"/>
-              <w:right w:val="nil" w:color="000000"/>
-            </w:tcBorders>
-            <w:vAlign w:val="center"/>
-          </w:tcPr>
-          <w:p>
-            <w:pPr>
-              <w:spacing w:after="0"/>
-              <w:jc w:val="center"/>
-            </w:pPr>
-            <w:r>
-              <w:rPr>
-                <w:rFonts w:ascii="Roboto" w:hAnsi="Roboto" w:eastAsia="Roboto" w:cs="Roboto"/>
-                <w:sz w:val="20"/>
-              </w:rPr>
-              <w:t xml:space="preserve">0.016**</w:t>
-            </w:r>
-          </w:p>
-        </w:tc>
-        <w:tc>
-          <w:tcPr>
-            <w:tcW w:w="9" w:type="pct"/>
-            <w:tcBorders>
-              <w:top w:val="nil" w:color="000000"/>
-              <w:left w:val="nil" w:color="000000"/>
-              <w:bottom w:val="nil" w:color="000000"/>
-              <w:right w:val="nil" w:color="000000"/>
-            </w:tcBorders>
-            <w:vAlign w:val="center"/>
-          </w:tcPr>
-          <w:p>
-            <w:pPr>
-              <w:spacing w:after="0"/>
-              <w:jc w:val="center"/>
-            </w:pPr>
-            <w:r>
-              <w:rPr>
-                <w:rFonts w:ascii="Roboto" w:hAnsi="Roboto" w:eastAsia="Roboto" w:cs="Roboto"/>
-                <w:sz w:val="20"/>
-              </w:rPr>
-              <w:t xml:space="preserve">0.0919</w:t>
-            </w:r>
-          </w:p>
-        </w:tc>
-        <w:tc>
-          <w:tcPr>
-            <w:tcW w:w="9" w:type="pct"/>
-            <w:tcBorders>
-              <w:top w:val="nil" w:color="000000"/>
-              <w:left w:val="nil" w:color="000000"/>
-              <w:bottom w:val="nil" w:color="000000"/>
-              <w:right w:val="nil" w:color="000000"/>
-            </w:tcBorders>
-            <w:vAlign w:val="center"/>
-          </w:tcPr>
-          <w:p>
-            <w:pPr>
-              <w:spacing w:after="0"/>
-              <w:jc w:val="center"/>
-            </w:pPr>
-            <w:r>
-              <w:rPr>
-                <w:rFonts w:ascii="Roboto" w:hAnsi="Roboto" w:eastAsia="Roboto" w:cs="Roboto"/>
-                <w:sz w:val="20"/>
-              </w:rPr>
-              <w:t xml:space="preserve">0.004***</w:t>
+              <w:t xml:space="preserve">0.0995</w:t>
+            </w:r>
+          </w:p>
+        </w:tc>
+        <w:tc>
+          <w:tcPr>
+            <w:tcW w:w="9" w:type="pct"/>
+            <w:tcBorders>
+              <w:top w:val="nil" w:color="000000"/>
+              <w:left w:val="nil" w:color="000000"/>
+              <w:bottom w:val="nil" w:color="000000"/>
+              <w:right w:val="nil" w:color="000000"/>
+            </w:tcBorders>
+            <w:vAlign w:val="center"/>
+          </w:tcPr>
+          <w:p>
+            <w:pPr>
+              <w:spacing w:after="0"/>
+              <w:jc w:val="center"/>
+            </w:pPr>
+            <w:r>
+              <w:rPr>
+                <w:rFonts w:ascii="Roboto" w:hAnsi="Roboto" w:eastAsia="Roboto" w:cs="Roboto"/>
+                <w:sz w:val="20"/>
+              </w:rPr>
+              <w:t xml:space="preserve">0.002***</w:t>
+            </w:r>
+          </w:p>
+        </w:tc>
+        <w:tc>
+          <w:tcPr>
+            <w:tcW w:w="9" w:type="pct"/>
+            <w:tcBorders>
+              <w:top w:val="nil" w:color="000000"/>
+              <w:left w:val="nil" w:color="000000"/>
+              <w:bottom w:val="nil" w:color="000000"/>
+              <w:right w:val="nil" w:color="000000"/>
+            </w:tcBorders>
+            <w:vAlign w:val="center"/>
+          </w:tcPr>
+          <w:p>
+            <w:pPr>
+              <w:spacing w:after="0"/>
+              <w:jc w:val="center"/>
+            </w:pPr>
+            <w:r>
+              <w:rPr>
+                <w:rFonts w:ascii="Roboto" w:hAnsi="Roboto" w:eastAsia="Roboto" w:cs="Roboto"/>
+                <w:sz w:val="20"/>
+              </w:rPr>
+              <w:t xml:space="preserve">0.0905</w:t>
+            </w:r>
+          </w:p>
+        </w:tc>
+        <w:tc>
+          <w:tcPr>
+            <w:tcW w:w="9" w:type="pct"/>
+            <w:tcBorders>
+              <w:top w:val="nil" w:color="000000"/>
+              <w:left w:val="nil" w:color="000000"/>
+              <w:bottom w:val="nil" w:color="000000"/>
+              <w:right w:val="nil" w:color="000000"/>
+            </w:tcBorders>
+            <w:vAlign w:val="center"/>
+          </w:tcPr>
+          <w:p>
+            <w:pPr>
+              <w:spacing w:after="0"/>
+              <w:jc w:val="center"/>
+            </w:pPr>
+            <w:r>
+              <w:rPr>
+                <w:rFonts w:ascii="Roboto" w:hAnsi="Roboto" w:eastAsia="Roboto" w:cs="Roboto"/>
+                <w:sz w:val="20"/>
+              </w:rPr>
+              <w:t xml:space="preserve">0.007***</w:t>
+            </w:r>
+          </w:p>
+        </w:tc>
+        <w:tc>
+          <w:tcPr>
+            <w:tcW w:w="9" w:type="pct"/>
+            <w:tcBorders>
+              <w:top w:val="nil" w:color="000000"/>
+              <w:left w:val="nil" w:color="000000"/>
+              <w:bottom w:val="nil" w:color="000000"/>
+              <w:right w:val="nil" w:color="000000"/>
+            </w:tcBorders>
+            <w:vAlign w:val="center"/>
+          </w:tcPr>
+          <w:p>
+            <w:pPr>
+              <w:spacing w:after="0"/>
+              <w:jc w:val="center"/>
+            </w:pPr>
+            <w:r>
+              <w:rPr>
+                <w:rFonts w:ascii="Roboto" w:hAnsi="Roboto" w:eastAsia="Roboto" w:cs="Roboto"/>
+                <w:sz w:val="20"/>
+              </w:rPr>
+              <w:t xml:space="preserve">0.0995</w:t>
+            </w:r>
+          </w:p>
+        </w:tc>
+        <w:tc>
+          <w:tcPr>
+            <w:tcW w:w="9" w:type="pct"/>
+            <w:tcBorders>
+              <w:top w:val="nil" w:color="000000"/>
+              <w:left w:val="nil" w:color="000000"/>
+              <w:bottom w:val="nil" w:color="000000"/>
+              <w:right w:val="nil" w:color="000000"/>
+            </w:tcBorders>
+            <w:vAlign w:val="center"/>
+          </w:tcPr>
+          <w:p>
+            <w:pPr>
+              <w:spacing w:after="0"/>
+              <w:jc w:val="center"/>
+            </w:pPr>
+            <w:r>
+              <w:rPr>
+                <w:rFonts w:ascii="Roboto" w:hAnsi="Roboto" w:eastAsia="Roboto" w:cs="Roboto"/>
+                <w:sz w:val="20"/>
+              </w:rPr>
+              <w:t xml:space="preserve">0.002***</w:t>
             </w:r>
           </w:p>
         </w:tc>
@@ -2406,7 +2406,7 @@
                 <w:rFonts w:ascii="Roboto" w:hAnsi="Roboto" w:eastAsia="Roboto" w:cs="Roboto"/>
                 <w:sz w:val="20"/>
               </w:rPr>
-              <w:t xml:space="preserve">0.0102</w:t>
+              <w:t xml:space="preserve">0.0090</w:t>
             </w:r>
           </w:p>
         </w:tc>
@@ -2458,7 +2458,7 @@
                 <w:rFonts w:ascii="Roboto" w:hAnsi="Roboto" w:eastAsia="Roboto" w:cs="Roboto"/>
                 <w:sz w:val="20"/>
               </w:rPr>
-              <w:t xml:space="preserve">0.0420</w:t>
+              <w:t xml:space="preserve">0.0425</w:t>
             </w:r>
           </w:p>
         </w:tc>
@@ -2483,7 +2483,7 @@
                 <w:rFonts w:ascii="Roboto" w:hAnsi="Roboto" w:eastAsia="Roboto" w:cs="Roboto"/>
                 <w:sz w:val="20"/>
               </w:rPr>
-              <w:t xml:space="preserve">0.004***</w:t>
+              <w:t xml:space="preserve">0.005***</w:t>
             </w:r>
           </w:p>
         </w:tc>
@@ -2508,7 +2508,7 @@
                 <w:rFonts w:ascii="Roboto" w:hAnsi="Roboto" w:eastAsia="Roboto" w:cs="Roboto"/>
                 <w:sz w:val="20"/>
               </w:rPr>
-              <w:t xml:space="preserve">0.0380</w:t>
+              <w:t xml:space="preserve">0.0375</w:t>
             </w:r>
           </w:p>
         </w:tc>
@@ -2533,7 +2533,7 @@
                 <w:rFonts w:ascii="Roboto" w:hAnsi="Roboto" w:eastAsia="Roboto" w:cs="Roboto"/>
                 <w:sz w:val="20"/>
               </w:rPr>
-              <w:t xml:space="preserve">0.006***</w:t>
+              <w:t xml:space="preserve">0.008***</w:t>
             </w:r>
           </w:p>
         </w:tc>
@@ -2558,7 +2558,7 @@
                 <w:rFonts w:ascii="Roboto" w:hAnsi="Roboto" w:eastAsia="Roboto" w:cs="Roboto"/>
                 <w:sz w:val="20"/>
               </w:rPr>
-              <w:t xml:space="preserve">0.0420</w:t>
+              <w:t xml:space="preserve">0.0425</w:t>
             </w:r>
           </w:p>
         </w:tc>
@@ -2583,7 +2583,7 @@
                 <w:rFonts w:ascii="Roboto" w:hAnsi="Roboto" w:eastAsia="Roboto" w:cs="Roboto"/>
                 <w:sz w:val="20"/>
               </w:rPr>
-              <w:t xml:space="preserve">0.004***</w:t>
+              <w:t xml:space="preserve">0.005***</w:t>
             </w:r>
           </w:p>
         </w:tc>
@@ -2608,7 +2608,7 @@
                 <w:rFonts w:ascii="Roboto" w:hAnsi="Roboto" w:eastAsia="Roboto" w:cs="Roboto"/>
                 <w:sz w:val="20"/>
               </w:rPr>
-              <w:t xml:space="preserve">0.0040</w:t>
+              <w:t xml:space="preserve">0.0051</w:t>
             </w:r>
           </w:p>
         </w:tc>
@@ -2634,39 +2634,7 @@
                 <w:i w:val="true"/>
                 <w:sz w:val="18"/>
               </w:rPr>
-              <w:t xml:space="preserve">Notas: La tabla reporta tres especificaciones del coeficiente de la asignación al tratamiento para evaluar la robustez al momento de recolección, </w:t>
-            </w:r>
-            <w:r>
-              <w:rPr>
-                <w:rFonts w:ascii="Roboto" w:hAnsi="Roboto" w:eastAsia="Roboto" w:cs="Roboto"/>
-                <w:i w:val="true"/>
-                <w:sz w:val="18"/>
-              </w:rPr>
-              <w:t xml:space="preserve">estimadas sobre la muestra analítica en línea base (definida en la Figura 4.2-1)</w:t>
-            </w:r>
-            <w:r>
-              <w:rPr>
-                <w:rFonts w:ascii="Roboto" w:hAnsi="Roboto" w:eastAsia="Roboto" w:cs="Roboto"/>
-                <w:i w:val="true"/>
-                <w:sz w:val="18"/>
-              </w:rPr>
-              <w:t xml:space="preserve">. </w:t>
-            </w:r>
-            <w:r>
-              <w:rPr>
-                <w:rFonts w:ascii="Roboto" w:hAnsi="Roboto" w:eastAsia="Roboto" w:cs="Roboto"/>
-                <w:i w:val="true"/>
-                <w:sz w:val="18"/>
-              </w:rPr>
-              <w:t xml:space="preserve">Todas las regresiones usan errores estándar agrupados a nivel de centro poblado.</w:t>
-            </w:r>
-            <w:r>
-              <w:rPr>
-                <w:rFonts w:ascii="Roboto" w:hAnsi="Roboto" w:eastAsia="Roboto" w:cs="Roboto"/>
-                <w:i w:val="true"/>
-                <w:sz w:val="18"/>
-              </w:rPr>
-              <w:t xml:space="preserve"> La especificación (i) Cruda incluye solo efectos fijos del estrato de aleatorización. La (ii) Ajustada agrega efectos fijos del mes de encuesta. La (iii) Ventana común replica (i) pero restringe la muestra a los meses con cobertura simultánea de control y tratamiento. La columna Δ = (i) − (ii) cuantifica el aporte del ajuste por momento de recolección al coeficiente. Si las tres especificaciones convergen, el efecto es robusto al momento de recolección. Significancia: *** p&lt;0.01, ** p&lt;0.05, * p&lt;0.10.</w:t>
+              <w:t xml:space="preserve">Notas: La tabla reporta tres especificaciones del coeficiente de la asignación al tratamiento para evaluar la robustez al momento de recolección, estimadas sobre la panel balanceado en línea base (los productores con observación en ambas rondas; ver Figura 4.2-1). Todas las regresiones usan errores estándar agrupados a nivel de centro poblado. La especificación (i) Cruda incluye solo efectos fijos del estrato de aleatorización. La (ii) Ajustada agrega efectos fijos del mes de encuesta. La (iii) Ventana común replica (i) pero restringe la muestra a los meses con cobertura simultánea de control y tratamiento. La columna Δ = (i) − (ii) cuantifica el aporte del ajuste por momento de recolección al coeficiente. Si las tres especificaciones convergen, el efecto es robusto al momento de recolección. Significancia: *** p&lt;0.01, ** p&lt;0.05, * p&lt;0.10.</w:t>
             </w:r>
           </w:p>
         </w:tc>
@@ -2686,7 +2654,7 @@
 </file>
 
 <file path=word/styles.xml><?xml version="1.0" encoding="utf-8"?>
-<w:styles xmlns:w="http://schemas.openxmlformats.org/wordprocessingml/2006/main" xmlns:r="http://schemas.openxmlformats.org/officeDocument/2006/relationships" xmlns:w15="http://schemas.microsoft.com/office/word/2012/wordml" xmlns:w14="http://schemas.microsoft.com/office/word/2010/wordml" xmlns:a="http://schemas.openxmlformats.org/drawingml/2006/main" xmlns:a14="http://schemas.microsoft.com/office/drawing/2010/main" xmlns:m="http://schemas.openxmlformats.org/officeDocument/2006/math" xmlns:wp="http://schemas.openxmlformats.org/drawingml/2006/wordprocessingDrawing" xmlns:wp14="http://schemas.microsoft.com/office/word/2010/wordprocessingDrawing" xmlns:mc="http://schemas.openxmlformats.org/markup-compatibility/2006" xmlns:sl="http://schemas.openxmlformats.org/schemaLibrary/2006/main" xmlns:wne="http://schemas.microsoft.com/office/word/2006/wordml" xmlns:c="http://schemas.openxmlformats.org/drawingml/2006/chart" xmlns:cdr="http://schemas.openxmlformats.org/drawingml/2006/chartDrawing" xmlns:c14="http://schemas.microsoft.com/office/drawing/2007/8/2/chart" xmlns:dgm="http://schemas.openxmlformats.org/drawingml/2006/diagram" xmlns:pic="http://schemas.openxmlformats.org/drawingml/2006/picture" xmlns:xdr="http://schemas.openxmlformats.org/drawingml/2006/spreadsheetDrawing" xmlns:dsp="http://schemas.microsoft.com/office/drawing/2008/diagram" xmlns:xvml="urn:schemas-microsoft-com:office:excel" xmlns:o="urn:schemas-microsoft-com:office:office" xmlns:v="urn:schemas-microsoft-com:vml" xmlns:w10="urn:schemas-microsoft-com:office:word" xmlns:pvml="urn:schemas-microsoft-com:office:powerpoint" xmlns:cppr="http://schemas.microsoft.com/office/2006/coverPageProps" xmlns:odx="http://opendope.org/xpaths" xmlns:odc="http://opendope.org/conditions" xmlns:odq="http://opendope.org/questions" xmlns:oda="http://opendope.org/answers" xmlns:odi="http://opendope.org/components" xmlns:odgm="http://opendope.org/SmartArt/DataHierarchy" xmlns:b="http://schemas.openxmlformats.org/officeDocument/2006/bibliography" xmlns:msink="http://schemas.microsoft.com/ink/2010/main" xmlns:cdr14="http://schemas.microsoft.com/office/drawing/2010/chartDrawing" xmlns:c15="http://schemas.microsoft.com/office/drawing/2012/chart" xmlns:cs="http://schemas.microsoft.com/office/drawing/2012/chartStyle" xmlns:ns38="http://www.w3.org/1998/Math/MathML" xmlns:ns39="http://www.w3.org/2003/InkML" xmlns:a13cmd="http://schemas.microsoft.com/office/drawing/2013/main/command" xmlns:cx="http://schemas.microsoft.com/office/drawing/2014/chartex" xmlns:c16="http://schemas.microsoft.com/office/drawing/2014/chart" xmlns:dgm1611="http://schemas.microsoft.com/office/drawing/2016/11/diagram" xmlns:c173="http://schemas.microsoft.com/office/drawing/2017/03/chart" xmlns:am3d="http://schemas.microsoft.com/office/drawing/2017/model3d" xmlns:an18="http://schemas.microsoft.com/office/drawing/2018/animation" xmlns:anam3d="http://schemas.microsoft.com/office/drawing/2018/animation/model3d" xmlns:iact="http://schemas.microsoft.com/office/powerpoint/2014/inkAction" xmlns:thm15="http://schemas.microsoft.com/office/thememl/2012/main" xmlns:wps="http://schemas.microsoft.com/office/word/2010/wordprocessingShape" xmlns:wpc="http://schemas.microsoft.com/office/word/2010/wordprocessingCanvas" xmlns:wpg="http://schemas.microsoft.com/office/word/2010/wordprocessingGroup" xmlns:w16se="http://schemas.microsoft.com/office/word/2015/wordml/symex" xmlns:w16cid="http://schemas.microsoft.com/office/word/2016/wordml/cid" xmlns:wetp="http://schemas.microsoft.com/office/webextensions/taskpanes/2010/11" xmlns:we="http://schemas.microsoft.com/office/webextensions/webextension/2010/11" xmlns:comp="http://schemas.openxmlformats.org/drawingml/2006/compatibility" xmlns:lc="http://schemas.openxmlformats.org/drawingml/2006/lockedCanvas" xmlns:dgm14="http://schemas.microsoft.com/office/drawing/2010/diagram" xmlns:a15="http://schemas.microsoft.com/office/drawing/2012/main" xmlns:pic14="http://schemas.microsoft.com/office/drawing/2010/picture" xmlns:c16ac="http://schemas.microsoft.com/office/drawing/2014/chart/ac" xmlns:a16="http://schemas.microsoft.com/office/drawing/2014/main" xmlns:a1611="http://schemas.microsoft.com/office/drawing/2016/11/main" xmlns:dgm1612="http://schemas.microsoft.com/office/drawing/2016/12/diagram" xmlns:a16svg="http://schemas.microsoft.com/office/drawing/2016/SVG/main" xmlns:adec="http://schemas.microsoft.com/office/drawing/2017/decorative" xmlns:a18hc="http://schemas.microsoft.com/office/drawing/2018/hyperlinkcolor" xmlns:wp15="http://schemas.microsoft.com/office/word/2012/wordprocessingDrawing">
+<w:styles xmlns:w="http://schemas.openxmlformats.org/wordprocessingml/2006/main" xmlns:w14="http://schemas.microsoft.com/office/word/2010/wordml" xmlns:m="http://schemas.openxmlformats.org/officeDocument/2006/math" xmlns:r="http://schemas.openxmlformats.org/officeDocument/2006/relationships" xmlns:wp="http://schemas.openxmlformats.org/drawingml/2006/wordprocessingDrawing" xmlns:a="http://schemas.openxmlformats.org/drawingml/2006/main" xmlns:wp14="http://schemas.microsoft.com/office/word/2010/wordprocessingDrawing" xmlns:w15="http://schemas.microsoft.com/office/word/2012/wordml" xmlns:mc="http://schemas.openxmlformats.org/markup-compatibility/2006" xmlns:a14="http://schemas.microsoft.com/office/drawing/2010/main" xmlns:sl="http://schemas.openxmlformats.org/schemaLibrary/2006/main" xmlns:wne="http://schemas.microsoft.com/office/word/2006/wordml" xmlns:c="http://schemas.openxmlformats.org/drawingml/2006/chart" xmlns:cdr="http://schemas.openxmlformats.org/drawingml/2006/chartDrawing" xmlns:c14="http://schemas.microsoft.com/office/drawing/2007/8/2/chart" xmlns:dgm="http://schemas.openxmlformats.org/drawingml/2006/diagram" xmlns:pic="http://schemas.openxmlformats.org/drawingml/2006/picture" xmlns:xdr="http://schemas.openxmlformats.org/drawingml/2006/spreadsheetDrawing" xmlns:dsp="http://schemas.microsoft.com/office/drawing/2008/diagram" xmlns:xvml="urn:schemas-microsoft-com:office:excel" xmlns:o="urn:schemas-microsoft-com:office:office" xmlns:v="urn:schemas-microsoft-com:vml" xmlns:w10="urn:schemas-microsoft-com:office:word" xmlns:pvml="urn:schemas-microsoft-com:office:powerpoint" xmlns:cppr="http://schemas.microsoft.com/office/2006/coverPageProps" xmlns:odx="http://opendope.org/xpaths" xmlns:odc="http://opendope.org/conditions" xmlns:odq="http://opendope.org/questions" xmlns:oda="http://opendope.org/answers" xmlns:odi="http://opendope.org/components" xmlns:odgm="http://opendope.org/SmartArt/DataHierarchy" xmlns:b="http://schemas.openxmlformats.org/officeDocument/2006/bibliography" xmlns:msink="http://schemas.microsoft.com/ink/2010/main" xmlns:cdr14="http://schemas.microsoft.com/office/drawing/2010/chartDrawing" xmlns:c15="http://schemas.microsoft.com/office/drawing/2012/chart" xmlns:cs="http://schemas.microsoft.com/office/drawing/2012/chartStyle" xmlns:ns38="http://www.w3.org/1998/Math/MathML" xmlns:ns39="http://www.w3.org/2003/InkML" xmlns:a13cmd="http://schemas.microsoft.com/office/drawing/2013/main/command" xmlns:cx="http://schemas.microsoft.com/office/drawing/2014/chartex" xmlns:c16="http://schemas.microsoft.com/office/drawing/2014/chart" xmlns:dgm1611="http://schemas.microsoft.com/office/drawing/2016/11/diagram" xmlns:c173="http://schemas.microsoft.com/office/drawing/2017/03/chart" xmlns:am3d="http://schemas.microsoft.com/office/drawing/2017/model3d" xmlns:an18="http://schemas.microsoft.com/office/drawing/2018/animation" xmlns:anam3d="http://schemas.microsoft.com/office/drawing/2018/animation/model3d" xmlns:iact="http://schemas.microsoft.com/office/powerpoint/2014/inkAction" xmlns:thm15="http://schemas.microsoft.com/office/thememl/2012/main" xmlns:wps="http://schemas.microsoft.com/office/word/2010/wordprocessingShape" xmlns:wpc="http://schemas.microsoft.com/office/word/2010/wordprocessingCanvas" xmlns:wpg="http://schemas.microsoft.com/office/word/2010/wordprocessingGroup" xmlns:w16se="http://schemas.microsoft.com/office/word/2015/wordml/symex" xmlns:w16cid="http://schemas.microsoft.com/office/word/2016/wordml/cid" xmlns:wetp="http://schemas.microsoft.com/office/webextensions/taskpanes/2010/11" xmlns:we="http://schemas.microsoft.com/office/webextensions/webextension/2010/11" xmlns:comp="http://schemas.openxmlformats.org/drawingml/2006/compatibility" xmlns:lc="http://schemas.openxmlformats.org/drawingml/2006/lockedCanvas" xmlns:dgm14="http://schemas.microsoft.com/office/drawing/2010/diagram" xmlns:a15="http://schemas.microsoft.com/office/drawing/2012/main" xmlns:pic14="http://schemas.microsoft.com/office/drawing/2010/picture" xmlns:c16ac="http://schemas.microsoft.com/office/drawing/2014/chart/ac" xmlns:a16="http://schemas.microsoft.com/office/drawing/2014/main" xmlns:a1611="http://schemas.microsoft.com/office/drawing/2016/11/main" xmlns:dgm1612="http://schemas.microsoft.com/office/drawing/2016/12/diagram" xmlns:a16svg="http://schemas.microsoft.com/office/drawing/2016/SVG/main" xmlns:adec="http://schemas.microsoft.com/office/drawing/2017/decorative" xmlns:a18hc="http://schemas.microsoft.com/office/drawing/2018/hyperlinkcolor" xmlns:wp15="http://schemas.microsoft.com/office/word/2012/wordprocessingDrawing">
   <w:docDefaults>
     <w:rPrDefault>
       <w:rPr>

--- a/output/tables/0_diseno_y_diagnostico/cuerpo/D14_Tabla_Robustez_Timing.docx
+++ b/output/tables/0_diseno_y_diagnostico/cuerpo/D14_Tabla_Robustez_Timing.docx
@@ -1,6 +1,6 @@
 
 <file path=word/document.xml><?xml version="1.0" encoding="utf-8"?>
-<w:document xmlns:w="http://schemas.openxmlformats.org/wordprocessingml/2006/main" xmlns:w14="http://schemas.microsoft.com/office/word/2010/wordml" xmlns:m="http://schemas.openxmlformats.org/officeDocument/2006/math" xmlns:r="http://schemas.openxmlformats.org/officeDocument/2006/relationships" xmlns:wp="http://schemas.openxmlformats.org/drawingml/2006/wordprocessingDrawing" xmlns:a="http://schemas.openxmlformats.org/drawingml/2006/main" xmlns:wp14="http://schemas.microsoft.com/office/word/2010/wordprocessingDrawing" xmlns:w15="http://schemas.microsoft.com/office/word/2012/wordml" xmlns:mc="http://schemas.openxmlformats.org/markup-compatibility/2006" xmlns:a14="http://schemas.microsoft.com/office/drawing/2010/main" xmlns:sl="http://schemas.openxmlformats.org/schemaLibrary/2006/main" xmlns:wne="http://schemas.microsoft.com/office/word/2006/wordml" xmlns:c="http://schemas.openxmlformats.org/drawingml/2006/chart" xmlns:cdr="http://schemas.openxmlformats.org/drawingml/2006/chartDrawing" xmlns:c14="http://schemas.microsoft.com/office/drawing/2007/8/2/chart" xmlns:dgm="http://schemas.openxmlformats.org/drawingml/2006/diagram" xmlns:pic="http://schemas.openxmlformats.org/drawingml/2006/picture" xmlns:xdr="http://schemas.openxmlformats.org/drawingml/2006/spreadsheetDrawing" xmlns:dsp="http://schemas.microsoft.com/office/drawing/2008/diagram" xmlns:xvml="urn:schemas-microsoft-com:office:excel" xmlns:o="urn:schemas-microsoft-com:office:office" xmlns:v="urn:schemas-microsoft-com:vml" xmlns:w10="urn:schemas-microsoft-com:office:word" xmlns:pvml="urn:schemas-microsoft-com:office:powerpoint" xmlns:cppr="http://schemas.microsoft.com/office/2006/coverPageProps" xmlns:odx="http://opendope.org/xpaths" xmlns:odc="http://opendope.org/conditions" xmlns:odq="http://opendope.org/questions" xmlns:oda="http://opendope.org/answers" xmlns:odi="http://opendope.org/components" xmlns:odgm="http://opendope.org/SmartArt/DataHierarchy" xmlns:b="http://schemas.openxmlformats.org/officeDocument/2006/bibliography" xmlns:msink="http://schemas.microsoft.com/ink/2010/main" xmlns:cdr14="http://schemas.microsoft.com/office/drawing/2010/chartDrawing" xmlns:c15="http://schemas.microsoft.com/office/drawing/2012/chart" xmlns:cs="http://schemas.microsoft.com/office/drawing/2012/chartStyle" xmlns:ns38="http://www.w3.org/1998/Math/MathML" xmlns:ns39="http://www.w3.org/2003/InkML" xmlns:a13cmd="http://schemas.microsoft.com/office/drawing/2013/main/command" xmlns:cx="http://schemas.microsoft.com/office/drawing/2014/chartex" xmlns:c16="http://schemas.microsoft.com/office/drawing/2014/chart" xmlns:dgm1611="http://schemas.microsoft.com/office/drawing/2016/11/diagram" xmlns:c173="http://schemas.microsoft.com/office/drawing/2017/03/chart" xmlns:am3d="http://schemas.microsoft.com/office/drawing/2017/model3d" xmlns:an18="http://schemas.microsoft.com/office/drawing/2018/animation" xmlns:anam3d="http://schemas.microsoft.com/office/drawing/2018/animation/model3d" xmlns:iact="http://schemas.microsoft.com/office/powerpoint/2014/inkAction" xmlns:thm15="http://schemas.microsoft.com/office/thememl/2012/main" xmlns:wps="http://schemas.microsoft.com/office/word/2010/wordprocessingShape" xmlns:wpc="http://schemas.microsoft.com/office/word/2010/wordprocessingCanvas" xmlns:wpg="http://schemas.microsoft.com/office/word/2010/wordprocessingGroup" xmlns:w16se="http://schemas.microsoft.com/office/word/2015/wordml/symex" xmlns:w16cid="http://schemas.microsoft.com/office/word/2016/wordml/cid" xmlns:wetp="http://schemas.microsoft.com/office/webextensions/taskpanes/2010/11" xmlns:we="http://schemas.microsoft.com/office/webextensions/webextension/2010/11" xmlns:comp="http://schemas.openxmlformats.org/drawingml/2006/compatibility" xmlns:lc="http://schemas.openxmlformats.org/drawingml/2006/lockedCanvas" xmlns:dgm14="http://schemas.microsoft.com/office/drawing/2010/diagram" xmlns:a15="http://schemas.microsoft.com/office/drawing/2012/main" xmlns:pic14="http://schemas.microsoft.com/office/drawing/2010/picture" xmlns:c16ac="http://schemas.microsoft.com/office/drawing/2014/chart/ac" xmlns:a16="http://schemas.microsoft.com/office/drawing/2014/main" xmlns:a1611="http://schemas.microsoft.com/office/drawing/2016/11/main" xmlns:dgm1612="http://schemas.microsoft.com/office/drawing/2016/12/diagram" xmlns:a16svg="http://schemas.microsoft.com/office/drawing/2016/SVG/main" xmlns:adec="http://schemas.microsoft.com/office/drawing/2017/decorative" xmlns:a18hc="http://schemas.microsoft.com/office/drawing/2018/hyperlinkcolor" xmlns:wp15="http://schemas.microsoft.com/office/word/2012/wordprocessingDrawing">
+<w:document xmlns:w="http://schemas.openxmlformats.org/wordprocessingml/2006/main" xmlns:m="http://schemas.openxmlformats.org/officeDocument/2006/math" xmlns:w14="http://schemas.microsoft.com/office/word/2010/wordml" xmlns:r="http://schemas.openxmlformats.org/officeDocument/2006/relationships" xmlns:wp="http://schemas.openxmlformats.org/drawingml/2006/wordprocessingDrawing" xmlns:a="http://schemas.openxmlformats.org/drawingml/2006/main" xmlns:wp14="http://schemas.microsoft.com/office/word/2010/wordprocessingDrawing" xmlns:w15="http://schemas.microsoft.com/office/word/2012/wordml" xmlns:mc="http://schemas.openxmlformats.org/markup-compatibility/2006" xmlns:a14="http://schemas.microsoft.com/office/drawing/2010/main" xmlns:sl="http://schemas.openxmlformats.org/schemaLibrary/2006/main" xmlns:wne="http://schemas.microsoft.com/office/word/2006/wordml" xmlns:c="http://schemas.openxmlformats.org/drawingml/2006/chart" xmlns:cdr="http://schemas.openxmlformats.org/drawingml/2006/chartDrawing" xmlns:c14="http://schemas.microsoft.com/office/drawing/2007/8/2/chart" xmlns:dgm="http://schemas.openxmlformats.org/drawingml/2006/diagram" xmlns:pic="http://schemas.openxmlformats.org/drawingml/2006/picture" xmlns:xdr="http://schemas.openxmlformats.org/drawingml/2006/spreadsheetDrawing" xmlns:dsp="http://schemas.microsoft.com/office/drawing/2008/diagram" xmlns:xvml="urn:schemas-microsoft-com:office:excel" xmlns:o="urn:schemas-microsoft-com:office:office" xmlns:v="urn:schemas-microsoft-com:vml" xmlns:w10="urn:schemas-microsoft-com:office:word" xmlns:pvml="urn:schemas-microsoft-com:office:powerpoint" xmlns:cppr="http://schemas.microsoft.com/office/2006/coverPageProps" xmlns:odx="http://opendope.org/xpaths" xmlns:odc="http://opendope.org/conditions" xmlns:odq="http://opendope.org/questions" xmlns:oda="http://opendope.org/answers" xmlns:odi="http://opendope.org/components" xmlns:odgm="http://opendope.org/SmartArt/DataHierarchy" xmlns:b="http://schemas.openxmlformats.org/officeDocument/2006/bibliography" xmlns:msink="http://schemas.microsoft.com/ink/2010/main" xmlns:cdr14="http://schemas.microsoft.com/office/drawing/2010/chartDrawing" xmlns:c15="http://schemas.microsoft.com/office/drawing/2012/chart" xmlns:cs="http://schemas.microsoft.com/office/drawing/2012/chartStyle" xmlns:ns38="http://www.w3.org/1998/Math/MathML" xmlns:ns39="http://www.w3.org/2003/InkML" xmlns:a13cmd="http://schemas.microsoft.com/office/drawing/2013/main/command" xmlns:cx="http://schemas.microsoft.com/office/drawing/2014/chartex" xmlns:c16="http://schemas.microsoft.com/office/drawing/2014/chart" xmlns:dgm1611="http://schemas.microsoft.com/office/drawing/2016/11/diagram" xmlns:c173="http://schemas.microsoft.com/office/drawing/2017/03/chart" xmlns:am3d="http://schemas.microsoft.com/office/drawing/2017/model3d" xmlns:an18="http://schemas.microsoft.com/office/drawing/2018/animation" xmlns:anam3d="http://schemas.microsoft.com/office/drawing/2018/animation/model3d" xmlns:iact="http://schemas.microsoft.com/office/powerpoint/2014/inkAction" xmlns:thm15="http://schemas.microsoft.com/office/thememl/2012/main" xmlns:wps="http://schemas.microsoft.com/office/word/2010/wordprocessingShape" xmlns:wpc="http://schemas.microsoft.com/office/word/2010/wordprocessingCanvas" xmlns:wpg="http://schemas.microsoft.com/office/word/2010/wordprocessingGroup" xmlns:w16se="http://schemas.microsoft.com/office/word/2015/wordml/symex" xmlns:w16cid="http://schemas.microsoft.com/office/word/2016/wordml/cid" xmlns:wetp="http://schemas.microsoft.com/office/webextensions/taskpanes/2010/11" xmlns:we="http://schemas.microsoft.com/office/webextensions/webextension/2010/11" xmlns:comp="http://schemas.openxmlformats.org/drawingml/2006/compatibility" xmlns:lc="http://schemas.openxmlformats.org/drawingml/2006/lockedCanvas" xmlns:dgm14="http://schemas.microsoft.com/office/drawing/2010/diagram" xmlns:a15="http://schemas.microsoft.com/office/drawing/2012/main" xmlns:pic14="http://schemas.microsoft.com/office/drawing/2010/picture" xmlns:c16ac="http://schemas.microsoft.com/office/drawing/2014/chart/ac" xmlns:a16="http://schemas.microsoft.com/office/drawing/2014/main" xmlns:a1611="http://schemas.microsoft.com/office/drawing/2016/11/main" xmlns:dgm1612="http://schemas.microsoft.com/office/drawing/2016/12/diagram" xmlns:a16svg="http://schemas.microsoft.com/office/drawing/2016/SVG/main" xmlns:adec="http://schemas.microsoft.com/office/drawing/2017/decorative" xmlns:a18hc="http://schemas.microsoft.com/office/drawing/2018/hyperlinkcolor" xmlns:wp15="http://schemas.microsoft.com/office/word/2012/wordprocessingDrawing">
   <w:body>
     <w:tbl>
       <w:tblPr>
@@ -2654,7 +2654,7 @@
 </file>
 
 <file path=word/styles.xml><?xml version="1.0" encoding="utf-8"?>
-<w:styles xmlns:w="http://schemas.openxmlformats.org/wordprocessingml/2006/main" xmlns:w14="http://schemas.microsoft.com/office/word/2010/wordml" xmlns:m="http://schemas.openxmlformats.org/officeDocument/2006/math" xmlns:r="http://schemas.openxmlformats.org/officeDocument/2006/relationships" xmlns:wp="http://schemas.openxmlformats.org/drawingml/2006/wordprocessingDrawing" xmlns:a="http://schemas.openxmlformats.org/drawingml/2006/main" xmlns:wp14="http://schemas.microsoft.com/office/word/2010/wordprocessingDrawing" xmlns:w15="http://schemas.microsoft.com/office/word/2012/wordml" xmlns:mc="http://schemas.openxmlformats.org/markup-compatibility/2006" xmlns:a14="http://schemas.microsoft.com/office/drawing/2010/main" xmlns:sl="http://schemas.openxmlformats.org/schemaLibrary/2006/main" xmlns:wne="http://schemas.microsoft.com/office/word/2006/wordml" xmlns:c="http://schemas.openxmlformats.org/drawingml/2006/chart" xmlns:cdr="http://schemas.openxmlformats.org/drawingml/2006/chartDrawing" xmlns:c14="http://schemas.microsoft.com/office/drawing/2007/8/2/chart" xmlns:dgm="http://schemas.openxmlformats.org/drawingml/2006/diagram" xmlns:pic="http://schemas.openxmlformats.org/drawingml/2006/picture" xmlns:xdr="http://schemas.openxmlformats.org/drawingml/2006/spreadsheetDrawing" xmlns:dsp="http://schemas.microsoft.com/office/drawing/2008/diagram" xmlns:xvml="urn:schemas-microsoft-com:office:excel" xmlns:o="urn:schemas-microsoft-com:office:office" xmlns:v="urn:schemas-microsoft-com:vml" xmlns:w10="urn:schemas-microsoft-com:office:word" xmlns:pvml="urn:schemas-microsoft-com:office:powerpoint" xmlns:cppr="http://schemas.microsoft.com/office/2006/coverPageProps" xmlns:odx="http://opendope.org/xpaths" xmlns:odc="http://opendope.org/conditions" xmlns:odq="http://opendope.org/questions" xmlns:oda="http://opendope.org/answers" xmlns:odi="http://opendope.org/components" xmlns:odgm="http://opendope.org/SmartArt/DataHierarchy" xmlns:b="http://schemas.openxmlformats.org/officeDocument/2006/bibliography" xmlns:msink="http://schemas.microsoft.com/ink/2010/main" xmlns:cdr14="http://schemas.microsoft.com/office/drawing/2010/chartDrawing" xmlns:c15="http://schemas.microsoft.com/office/drawing/2012/chart" xmlns:cs="http://schemas.microsoft.com/office/drawing/2012/chartStyle" xmlns:ns38="http://www.w3.org/1998/Math/MathML" xmlns:ns39="http://www.w3.org/2003/InkML" xmlns:a13cmd="http://schemas.microsoft.com/office/drawing/2013/main/command" xmlns:cx="http://schemas.microsoft.com/office/drawing/2014/chartex" xmlns:c16="http://schemas.microsoft.com/office/drawing/2014/chart" xmlns:dgm1611="http://schemas.microsoft.com/office/drawing/2016/11/diagram" xmlns:c173="http://schemas.microsoft.com/office/drawing/2017/03/chart" xmlns:am3d="http://schemas.microsoft.com/office/drawing/2017/model3d" xmlns:an18="http://schemas.microsoft.com/office/drawing/2018/animation" xmlns:anam3d="http://schemas.microsoft.com/office/drawing/2018/animation/model3d" xmlns:iact="http://schemas.microsoft.com/office/powerpoint/2014/inkAction" xmlns:thm15="http://schemas.microsoft.com/office/thememl/2012/main" xmlns:wps="http://schemas.microsoft.com/office/word/2010/wordprocessingShape" xmlns:wpc="http://schemas.microsoft.com/office/word/2010/wordprocessingCanvas" xmlns:wpg="http://schemas.microsoft.com/office/word/2010/wordprocessingGroup" xmlns:w16se="http://schemas.microsoft.com/office/word/2015/wordml/symex" xmlns:w16cid="http://schemas.microsoft.com/office/word/2016/wordml/cid" xmlns:wetp="http://schemas.microsoft.com/office/webextensions/taskpanes/2010/11" xmlns:we="http://schemas.microsoft.com/office/webextensions/webextension/2010/11" xmlns:comp="http://schemas.openxmlformats.org/drawingml/2006/compatibility" xmlns:lc="http://schemas.openxmlformats.org/drawingml/2006/lockedCanvas" xmlns:dgm14="http://schemas.microsoft.com/office/drawing/2010/diagram" xmlns:a15="http://schemas.microsoft.com/office/drawing/2012/main" xmlns:pic14="http://schemas.microsoft.com/office/drawing/2010/picture" xmlns:c16ac="http://schemas.microsoft.com/office/drawing/2014/chart/ac" xmlns:a16="http://schemas.microsoft.com/office/drawing/2014/main" xmlns:a1611="http://schemas.microsoft.com/office/drawing/2016/11/main" xmlns:dgm1612="http://schemas.microsoft.com/office/drawing/2016/12/diagram" xmlns:a16svg="http://schemas.microsoft.com/office/drawing/2016/SVG/main" xmlns:adec="http://schemas.microsoft.com/office/drawing/2017/decorative" xmlns:a18hc="http://schemas.microsoft.com/office/drawing/2018/hyperlinkcolor" xmlns:wp15="http://schemas.microsoft.com/office/word/2012/wordprocessingDrawing">
+<w:styles xmlns:w="http://schemas.openxmlformats.org/wordprocessingml/2006/main" xmlns:m="http://schemas.openxmlformats.org/officeDocument/2006/math" xmlns:w14="http://schemas.microsoft.com/office/word/2010/wordml" xmlns:r="http://schemas.openxmlformats.org/officeDocument/2006/relationships" xmlns:wp="http://schemas.openxmlformats.org/drawingml/2006/wordprocessingDrawing" xmlns:a="http://schemas.openxmlformats.org/drawingml/2006/main" xmlns:wp14="http://schemas.microsoft.com/office/word/2010/wordprocessingDrawing" xmlns:w15="http://schemas.microsoft.com/office/word/2012/wordml" xmlns:mc="http://schemas.openxmlformats.org/markup-compatibility/2006" xmlns:a14="http://schemas.microsoft.com/office/drawing/2010/main" xmlns:sl="http://schemas.openxmlformats.org/schemaLibrary/2006/main" xmlns:wne="http://schemas.microsoft.com/office/word/2006/wordml" xmlns:c="http://schemas.openxmlformats.org/drawingml/2006/chart" xmlns:cdr="http://schemas.openxmlformats.org/drawingml/2006/chartDrawing" xmlns:c14="http://schemas.microsoft.com/office/drawing/2007/8/2/chart" xmlns:dgm="http://schemas.openxmlformats.org/drawingml/2006/diagram" xmlns:pic="http://schemas.openxmlformats.org/drawingml/2006/picture" xmlns:xdr="http://schemas.openxmlformats.org/drawingml/2006/spreadsheetDrawing" xmlns:dsp="http://schemas.microsoft.com/office/drawing/2008/diagram" xmlns:xvml="urn:schemas-microsoft-com:office:excel" xmlns:o="urn:schemas-microsoft-com:office:office" xmlns:v="urn:schemas-microsoft-com:vml" xmlns:w10="urn:schemas-microsoft-com:office:word" xmlns:pvml="urn:schemas-microsoft-com:office:powerpoint" xmlns:cppr="http://schemas.microsoft.com/office/2006/coverPageProps" xmlns:odx="http://opendope.org/xpaths" xmlns:odc="http://opendope.org/conditions" xmlns:odq="http://opendope.org/questions" xmlns:oda="http://opendope.org/answers" xmlns:odi="http://opendope.org/components" xmlns:odgm="http://opendope.org/SmartArt/DataHierarchy" xmlns:b="http://schemas.openxmlformats.org/officeDocument/2006/bibliography" xmlns:msink="http://schemas.microsoft.com/ink/2010/main" xmlns:cdr14="http://schemas.microsoft.com/office/drawing/2010/chartDrawing" xmlns:c15="http://schemas.microsoft.com/office/drawing/2012/chart" xmlns:cs="http://schemas.microsoft.com/office/drawing/2012/chartStyle" xmlns:ns38="http://www.w3.org/1998/Math/MathML" xmlns:ns39="http://www.w3.org/2003/InkML" xmlns:a13cmd="http://schemas.microsoft.com/office/drawing/2013/main/command" xmlns:cx="http://schemas.microsoft.com/office/drawing/2014/chartex" xmlns:c16="http://schemas.microsoft.com/office/drawing/2014/chart" xmlns:dgm1611="http://schemas.microsoft.com/office/drawing/2016/11/diagram" xmlns:c173="http://schemas.microsoft.com/office/drawing/2017/03/chart" xmlns:am3d="http://schemas.microsoft.com/office/drawing/2017/model3d" xmlns:an18="http://schemas.microsoft.com/office/drawing/2018/animation" xmlns:anam3d="http://schemas.microsoft.com/office/drawing/2018/animation/model3d" xmlns:iact="http://schemas.microsoft.com/office/powerpoint/2014/inkAction" xmlns:thm15="http://schemas.microsoft.com/office/thememl/2012/main" xmlns:wps="http://schemas.microsoft.com/office/word/2010/wordprocessingShape" xmlns:wpc="http://schemas.microsoft.com/office/word/2010/wordprocessingCanvas" xmlns:wpg="http://schemas.microsoft.com/office/word/2010/wordprocessingGroup" xmlns:w16se="http://schemas.microsoft.com/office/word/2015/wordml/symex" xmlns:w16cid="http://schemas.microsoft.com/office/word/2016/wordml/cid" xmlns:wetp="http://schemas.microsoft.com/office/webextensions/taskpanes/2010/11" xmlns:we="http://schemas.microsoft.com/office/webextensions/webextension/2010/11" xmlns:comp="http://schemas.openxmlformats.org/drawingml/2006/compatibility" xmlns:lc="http://schemas.openxmlformats.org/drawingml/2006/lockedCanvas" xmlns:dgm14="http://schemas.microsoft.com/office/drawing/2010/diagram" xmlns:a15="http://schemas.microsoft.com/office/drawing/2012/main" xmlns:pic14="http://schemas.microsoft.com/office/drawing/2010/picture" xmlns:c16ac="http://schemas.microsoft.com/office/drawing/2014/chart/ac" xmlns:a16="http://schemas.microsoft.com/office/drawing/2014/main" xmlns:a1611="http://schemas.microsoft.com/office/drawing/2016/11/main" xmlns:dgm1612="http://schemas.microsoft.com/office/drawing/2016/12/diagram" xmlns:a16svg="http://schemas.microsoft.com/office/drawing/2016/SVG/main" xmlns:adec="http://schemas.microsoft.com/office/drawing/2017/decorative" xmlns:a18hc="http://schemas.microsoft.com/office/drawing/2018/hyperlinkcolor" xmlns:wp15="http://schemas.microsoft.com/office/word/2012/wordprocessingDrawing">
   <w:docDefaults>
     <w:rPrDefault>
       <w:rPr>
